--- a/Product Backlog Equipo 1.docx
+++ b/Product Backlog Equipo 1.docx
@@ -12,7 +12,6 @@
           <w:szCs w:val="32"/>
         </w:rPr>
       </w:pPr>
-      <w:proofErr w:type="spellStart"/>
       <w:r>
         <w:rPr>
           <w:b/>
@@ -20,17 +19,7 @@
           <w:sz w:val="32"/>
           <w:szCs w:val="32"/>
         </w:rPr>
-        <w:t>Product</w:t>
-      </w:r>
-      <w:proofErr w:type="spellEnd"/>
-      <w:r>
-        <w:rPr>
-          <w:b/>
-          <w:bCs/>
-          <w:sz w:val="32"/>
-          <w:szCs w:val="32"/>
-        </w:rPr>
-        <w:t xml:space="preserve"> Backlog</w:t>
+        <w:t>Product Backlog</w:t>
       </w:r>
     </w:p>
     <w:p>
@@ -55,23 +44,7 @@
           <w:b/>
           <w:bCs/>
         </w:rPr>
-        <w:t xml:space="preserve">Épica 1: Web </w:t>
-      </w:r>
-      <w:proofErr w:type="spellStart"/>
-      <w:r>
-        <w:rPr>
-          <w:b/>
-          <w:bCs/>
-        </w:rPr>
-        <w:t>Scraping</w:t>
-      </w:r>
-      <w:proofErr w:type="spellEnd"/>
-      <w:r>
-        <w:rPr>
-          <w:b/>
-          <w:bCs/>
-        </w:rPr>
-        <w:t xml:space="preserve"> de portales competidores</w:t>
+        <w:t>Épica 1: Web Scraping de portales competidores</w:t>
       </w:r>
     </w:p>
     <w:p>
@@ -94,15 +67,7 @@
         <w:t>zar</w:t>
       </w:r>
       <w:r>
-        <w:t xml:space="preserve"> web </w:t>
-      </w:r>
-      <w:proofErr w:type="spellStart"/>
-      <w:r>
-        <w:t>scraping</w:t>
-      </w:r>
-      <w:proofErr w:type="spellEnd"/>
-      <w:r>
-        <w:t xml:space="preserve"> de portales de competidores utilizando RPA, para obtener información relevante sobre productos, precios y descuentos.</w:t>
+        <w:t xml:space="preserve"> web scraping de portales de competidores utilizando RPA, para obtener información relevante sobre productos, precios y descuentos.</w:t>
       </w:r>
     </w:p>
     <w:p>
@@ -139,23 +104,7 @@
           <w:b/>
           <w:bCs/>
         </w:rPr>
-        <w:t xml:space="preserve">Historia de Usuario: Web </w:t>
-      </w:r>
-      <w:proofErr w:type="spellStart"/>
-      <w:r>
-        <w:rPr>
-          <w:b/>
-          <w:bCs/>
-        </w:rPr>
-        <w:t>Scraping</w:t>
-      </w:r>
-      <w:proofErr w:type="spellEnd"/>
-      <w:r>
-        <w:rPr>
-          <w:b/>
-          <w:bCs/>
-        </w:rPr>
-        <w:t xml:space="preserve"> para "Cuidado con el Perro"</w:t>
+        <w:t>Historia de Usuario: Web Scraping para "Cuidado con el Perro"</w:t>
       </w:r>
     </w:p>
     <w:p>
@@ -182,15 +131,7 @@
         <w:t>zar</w:t>
       </w:r>
       <w:r>
-        <w:t xml:space="preserve"> web </w:t>
-      </w:r>
-      <w:proofErr w:type="spellStart"/>
-      <w:r>
-        <w:t>scraping</w:t>
-      </w:r>
-      <w:proofErr w:type="spellEnd"/>
-      <w:r>
-        <w:t xml:space="preserve"> específicamente del portal "Cuidado con el Perro", para obtener información sobre los productos disponibles, precios y promociones actuales.</w:t>
+        <w:t xml:space="preserve"> web scraping específicamente del portal "Cuidado con el Perro", para obtener información sobre los productos disponibles, precios y promociones actuales.</w:t>
       </w:r>
     </w:p>
     <w:p>
@@ -206,23 +147,7 @@
           <w:b/>
           <w:bCs/>
         </w:rPr>
-        <w:t xml:space="preserve">Historia de Usuario: Web </w:t>
-      </w:r>
-      <w:proofErr w:type="spellStart"/>
-      <w:r>
-        <w:rPr>
-          <w:b/>
-          <w:bCs/>
-        </w:rPr>
-        <w:t>Scraping</w:t>
-      </w:r>
-      <w:proofErr w:type="spellEnd"/>
-      <w:r>
-        <w:rPr>
-          <w:b/>
-          <w:bCs/>
-        </w:rPr>
-        <w:t xml:space="preserve"> para "Shasa"</w:t>
+        <w:t>Historia de Usuario: Web Scraping para "Shasa"</w:t>
       </w:r>
     </w:p>
     <w:p>
@@ -243,15 +168,7 @@
         <w:t>debe</w:t>
       </w:r>
       <w:r>
-        <w:t xml:space="preserve"> web </w:t>
-      </w:r>
-      <w:proofErr w:type="spellStart"/>
-      <w:r>
-        <w:t>scraping</w:t>
-      </w:r>
-      <w:proofErr w:type="spellEnd"/>
-      <w:r>
-        <w:t xml:space="preserve"> del portal "Shasa", para obtener información sobre los productos, precios y descuentos ofrecidos.</w:t>
+        <w:t xml:space="preserve"> web scraping del portal "Shasa", para obtener información sobre los productos, precios y descuentos ofrecidos.</w:t>
       </w:r>
     </w:p>
     <w:p>
@@ -267,17 +184,8 @@
           <w:b/>
           <w:bCs/>
         </w:rPr>
-        <w:t xml:space="preserve">Historia de Usuario: Manejo de errores en el </w:t>
-      </w:r>
-      <w:proofErr w:type="spellStart"/>
-      <w:r>
-        <w:rPr>
-          <w:b/>
-          <w:bCs/>
-        </w:rPr>
-        <w:t>scraping</w:t>
-      </w:r>
-      <w:proofErr w:type="spellEnd"/>
+        <w:t>Historia de Usuario: Manejo de errores en el scraping</w:t>
+      </w:r>
     </w:p>
     <w:p>
       <w:pPr>
@@ -303,23 +211,7 @@
         <w:t>ar</w:t>
       </w:r>
       <w:r>
-        <w:t xml:space="preserve"> errores comunes durante el proceso de </w:t>
-      </w:r>
-      <w:proofErr w:type="spellStart"/>
-      <w:r>
-        <w:t>scraping</w:t>
-      </w:r>
-      <w:proofErr w:type="spellEnd"/>
-      <w:r>
-        <w:t xml:space="preserve"> para asegurar que el </w:t>
-      </w:r>
-      <w:proofErr w:type="spellStart"/>
-      <w:r>
-        <w:t>scraping</w:t>
-      </w:r>
-      <w:proofErr w:type="spellEnd"/>
-      <w:r>
-        <w:t xml:space="preserve"> no falle completamente y pueda recuperarse.</w:t>
+        <w:t xml:space="preserve"> errores comunes durante el proceso de scraping para asegurar que el scraping no falle completamente y pueda recuperarse.</w:t>
       </w:r>
     </w:p>
     <w:p>
@@ -335,23 +227,7 @@
           <w:b/>
           <w:bCs/>
         </w:rPr>
-        <w:t xml:space="preserve">Historia de Usuario: Programación del </w:t>
-      </w:r>
-      <w:proofErr w:type="spellStart"/>
-      <w:r>
-        <w:rPr>
-          <w:b/>
-          <w:bCs/>
-        </w:rPr>
-        <w:t>scraping</w:t>
-      </w:r>
-      <w:proofErr w:type="spellEnd"/>
-      <w:r>
-        <w:rPr>
-          <w:b/>
-          <w:bCs/>
-        </w:rPr>
-        <w:t xml:space="preserve"> en intervalos definidos</w:t>
+        <w:t>Historia de Usuario: Programación del scraping en intervalos definidos</w:t>
       </w:r>
     </w:p>
     <w:p>
@@ -366,15 +242,7 @@
         <w:t>E</w:t>
       </w:r>
       <w:r>
-        <w:t xml:space="preserve">l </w:t>
-      </w:r>
-      <w:proofErr w:type="spellStart"/>
-      <w:r>
-        <w:t>scraping</w:t>
-      </w:r>
-      <w:proofErr w:type="spellEnd"/>
-      <w:r>
-        <w:t xml:space="preserve"> se </w:t>
+        <w:t xml:space="preserve">l scraping se </w:t>
       </w:r>
       <w:r>
         <w:t xml:space="preserve">debe </w:t>
@@ -402,17 +270,8 @@
           <w:b/>
           <w:bCs/>
         </w:rPr>
-        <w:t xml:space="preserve">Historia de Usuario: Notificaciones en caso de fallos en el </w:t>
-      </w:r>
-      <w:proofErr w:type="spellStart"/>
-      <w:r>
-        <w:rPr>
-          <w:b/>
-          <w:bCs/>
-        </w:rPr>
-        <w:t>scraping</w:t>
-      </w:r>
-      <w:proofErr w:type="spellEnd"/>
+        <w:t>Historia de Usuario: Notificaciones en caso de fallos en el scraping</w:t>
+      </w:r>
     </w:p>
     <w:p>
       <w:pPr>
@@ -426,15 +285,7 @@
         <w:t>Que se pueda</w:t>
       </w:r>
       <w:r>
-        <w:t xml:space="preserve"> recibir notificaciones por correo o a través del sistema en caso de que falle el proceso de </w:t>
-      </w:r>
-      <w:proofErr w:type="spellStart"/>
-      <w:r>
-        <w:t>scraping</w:t>
-      </w:r>
-      <w:proofErr w:type="spellEnd"/>
-      <w:r>
-        <w:t>, para poder intervenir y solucionar problemas de manera oportuna.</w:t>
+        <w:t xml:space="preserve"> recibir notificaciones por correo o a través del sistema en caso de que falle el proceso de scraping, para poder intervenir y solucionar problemas de manera oportuna.</w:t>
       </w:r>
     </w:p>
     <w:p/>
@@ -633,15 +484,7 @@
     </w:p>
     <w:p>
       <w:r>
-        <w:t xml:space="preserve">La información obtenida del web </w:t>
-      </w:r>
-      <w:proofErr w:type="spellStart"/>
-      <w:r>
-        <w:t>scraping</w:t>
-      </w:r>
-      <w:proofErr w:type="spellEnd"/>
-      <w:r>
-        <w:t xml:space="preserve"> debe ser almacenada automáticamente en una base de datos, para asegurar que los datos están listos para su análisis.</w:t>
+        <w:t>La información obtenida del web scraping debe ser almacenada automáticamente en una base de datos, para asegurar que los datos están listos para su análisis.</w:t>
       </w:r>
     </w:p>
     <w:p/>
@@ -761,15 +604,7 @@
         </w:numPr>
       </w:pPr>
       <w:r>
-        <w:t xml:space="preserve">Los datos extraídos del </w:t>
-      </w:r>
-      <w:proofErr w:type="spellStart"/>
-      <w:r>
-        <w:t>scraping</w:t>
-      </w:r>
-      <w:proofErr w:type="spellEnd"/>
-      <w:r>
-        <w:t xml:space="preserve"> se deben almacenar automáticamente en la base de datos, para que no haya necesidad de procesos manuales que introduzcan errores.</w:t>
+        <w:t>Los datos extraídos del scraping se deben almacenar automáticamente en la base de datos, para que no haya necesidad de procesos manuales que introduzcan errores.</w:t>
       </w:r>
     </w:p>
     <w:p>
@@ -856,29 +691,12 @@
           <w:b/>
           <w:bCs/>
         </w:rPr>
-        <w:t xml:space="preserve">: Seguridad y control de acceso a </w:t>
-      </w:r>
-      <w:proofErr w:type="spellStart"/>
-      <w:r>
-        <w:rPr>
-          <w:b/>
-          <w:bCs/>
-        </w:rPr>
-        <w:t>dashboards</w:t>
-      </w:r>
-      <w:proofErr w:type="spellEnd"/>
-    </w:p>
-    <w:p>
-      <w:r>
-        <w:t xml:space="preserve">El sistema debe implementar mecanismos de seguridad que aseguren que solo usuarios autorizados puedan acceder a los </w:t>
-      </w:r>
-      <w:proofErr w:type="spellStart"/>
-      <w:r>
-        <w:t>dashboards</w:t>
-      </w:r>
-      <w:proofErr w:type="spellEnd"/>
-      <w:r>
-        <w:t xml:space="preserve"> y sus datos, protegiendo la información sensible del sistema.</w:t>
+        <w:t>: Seguridad y control de acceso a dashboards</w:t>
+      </w:r>
+    </w:p>
+    <w:p>
+      <w:r>
+        <w:t>El sistema debe implementar mecanismos de seguridad que aseguren que solo usuarios autorizados puedan acceder a los dashboards y sus datos, protegiendo la información sensible del sistema.</w:t>
       </w:r>
     </w:p>
     <w:p>
@@ -902,17 +720,8 @@
           <w:b/>
           <w:bCs/>
         </w:rPr>
-        <w:t xml:space="preserve">Historia de Usuario: Control de acceso para </w:t>
-      </w:r>
-      <w:proofErr w:type="spellStart"/>
-      <w:r>
-        <w:rPr>
-          <w:b/>
-          <w:bCs/>
-        </w:rPr>
-        <w:t>dashboards</w:t>
-      </w:r>
-      <w:proofErr w:type="spellEnd"/>
+        <w:t>Historia de Usuario: Control de acceso para dashboards</w:t>
+      </w:r>
     </w:p>
     <w:p>
       <w:pPr>
@@ -922,15 +731,7 @@
         </w:numPr>
       </w:pPr>
       <w:r>
-        <w:t xml:space="preserve">Como administrador, quiero que el sistema implemente control de acceso a los </w:t>
-      </w:r>
-      <w:proofErr w:type="spellStart"/>
-      <w:r>
-        <w:t>dashboards</w:t>
-      </w:r>
-      <w:proofErr w:type="spellEnd"/>
-      <w:r>
-        <w:t>, de modo que solo usuarios autorizados puedan ver o interactuar con los datos.</w:t>
+        <w:t>Como administrador, quiero que el sistema implemente control de acceso a los dashboards, de modo que solo usuarios autorizados puedan ver o interactuar con los datos.</w:t>
       </w:r>
     </w:p>
     <w:p>
@@ -982,15 +783,7 @@
         </w:numPr>
       </w:pPr>
       <w:r>
-        <w:t xml:space="preserve">El sistema debe integrarse con mecanismos de autenticación como OAuth, LDAP o Active </w:t>
-      </w:r>
-      <w:proofErr w:type="spellStart"/>
-      <w:r>
-        <w:t>Directory</w:t>
-      </w:r>
-      <w:proofErr w:type="spellEnd"/>
-      <w:r>
-        <w:t>, para gestionar de manera eficiente los accesos y garantizar la seguridad de la información.</w:t>
+        <w:t>El sistema debe integrarse con mecanismos de autenticación como OAuth, LDAP o Active Directory, para gestionar de manera eficiente los accesos y garantizar la seguridad de la información.</w:t>
       </w:r>
     </w:p>
     <w:p>
@@ -1016,15 +809,7 @@
         </w:numPr>
       </w:pPr>
       <w:r>
-        <w:t xml:space="preserve">El sistema debe registrar todas las acciones de acceso a los </w:t>
-      </w:r>
-      <w:proofErr w:type="spellStart"/>
-      <w:r>
-        <w:t>dashboards</w:t>
-      </w:r>
-      <w:proofErr w:type="spellEnd"/>
-      <w:r>
-        <w:t>, permitiendo generar informes de auditoría que ayuden a identificar accesos indebidos o fallos de seguridad.</w:t>
+        <w:t>El sistema debe registrar todas las acciones de acceso a los dashboards, permitiendo generar informes de auditoría que ayuden a identificar accesos indebidos o fallos de seguridad.</w:t>
       </w:r>
     </w:p>
     <w:p>
@@ -1089,29 +874,12 @@
           <w:b/>
           <w:bCs/>
         </w:rPr>
-        <w:t xml:space="preserve">: Interfaz de usuario amigable y personalizable para </w:t>
-      </w:r>
-      <w:proofErr w:type="spellStart"/>
-      <w:r>
-        <w:rPr>
-          <w:b/>
-          <w:bCs/>
-        </w:rPr>
-        <w:t>dashboards</w:t>
-      </w:r>
-      <w:proofErr w:type="spellEnd"/>
-    </w:p>
-    <w:p>
-      <w:r>
-        <w:t xml:space="preserve">El sistema debe proporcionar una interfaz web intuitiva y fácil de usar para los usuarios finales, permitiendo la personalización de los </w:t>
-      </w:r>
-      <w:proofErr w:type="spellStart"/>
-      <w:r>
-        <w:t>dashboards</w:t>
-      </w:r>
-      <w:proofErr w:type="spellEnd"/>
-      <w:r>
-        <w:t xml:space="preserve"> para que se adapten a las preferencias y necesidades de visualización de cada usuario.</w:t>
+        <w:t>: Interfaz de usuario amigable y personalizable para dashboards</w:t>
+      </w:r>
+    </w:p>
+    <w:p>
+      <w:r>
+        <w:t>El sistema debe proporcionar una interfaz web intuitiva y fácil de usar para los usuarios finales, permitiendo la personalización de los dashboards para que se adapten a las preferencias y necesidades de visualización de cada usuario.</w:t>
       </w:r>
     </w:p>
     <w:p>
@@ -1135,17 +903,8 @@
           <w:b/>
           <w:bCs/>
         </w:rPr>
-        <w:t xml:space="preserve">Historia de Usuario: Interfaz amigable para </w:t>
-      </w:r>
-      <w:proofErr w:type="spellStart"/>
-      <w:r>
-        <w:rPr>
-          <w:b/>
-          <w:bCs/>
-        </w:rPr>
-        <w:t>dashboards</w:t>
-      </w:r>
-      <w:proofErr w:type="spellEnd"/>
+        <w:t>Historia de Usuario: Interfaz amigable para dashboards</w:t>
+      </w:r>
     </w:p>
     <w:p>
       <w:pPr>
@@ -1170,17 +929,8 @@
           <w:b/>
           <w:bCs/>
         </w:rPr>
-        <w:t xml:space="preserve">Historia de Usuario: Personalización de </w:t>
-      </w:r>
-      <w:proofErr w:type="spellStart"/>
-      <w:r>
-        <w:rPr>
-          <w:b/>
-          <w:bCs/>
-        </w:rPr>
-        <w:t>dashboards</w:t>
-      </w:r>
-      <w:proofErr w:type="spellEnd"/>
+        <w:t>Historia de Usuario: Personalización de dashboards</w:t>
+      </w:r>
     </w:p>
     <w:p>
       <w:pPr>
@@ -1190,23 +940,7 @@
         </w:numPr>
       </w:pPr>
       <w:r>
-        <w:t xml:space="preserve">El sistema debe permitir la personalización de los </w:t>
-      </w:r>
-      <w:proofErr w:type="spellStart"/>
-      <w:r>
-        <w:t>dashboards</w:t>
-      </w:r>
-      <w:proofErr w:type="spellEnd"/>
-      <w:r>
-        <w:t xml:space="preserve"> (cambio de </w:t>
-      </w:r>
-      <w:proofErr w:type="spellStart"/>
-      <w:r>
-        <w:t>layout</w:t>
-      </w:r>
-      <w:proofErr w:type="spellEnd"/>
-      <w:r>
-        <w:t>, colores, tipos de gráficos, filtros) para que cada usuario pueda visualizar la información de la manera más clara posible.</w:t>
+        <w:t>El sistema debe permitir la personalización de los dashboards (cambio de layout, colores, tipos de gráficos, filtros) para que cada usuario pueda visualizar la información de la manera más clara posible.</w:t>
       </w:r>
     </w:p>
     <w:p>
@@ -1232,15 +966,7 @@
         </w:numPr>
       </w:pPr>
       <w:r>
-        <w:t xml:space="preserve">El sistema debe guardar las preferencias de personalización de cada usuario para que, al volver a iniciar sesión, los </w:t>
-      </w:r>
-      <w:proofErr w:type="spellStart"/>
-      <w:r>
-        <w:t>dashboards</w:t>
-      </w:r>
-      <w:proofErr w:type="spellEnd"/>
-      <w:r>
-        <w:t xml:space="preserve"> mantengan la misma configuración seleccionada previamente.</w:t>
+        <w:t>El sistema debe guardar las preferencias de personalización de cada usuario para que, al volver a iniciar sesión, los dashboards mantengan la misma configuración seleccionada previamente.</w:t>
       </w:r>
     </w:p>
     <w:p>
@@ -1266,15 +992,7 @@
         </w:numPr>
       </w:pPr>
       <w:r>
-        <w:t xml:space="preserve">El sistema debe ofrecer opciones de personalización predefinidas para usuarios que no deseen configurar los </w:t>
-      </w:r>
-      <w:proofErr w:type="spellStart"/>
-      <w:r>
-        <w:t>dashboards</w:t>
-      </w:r>
-      <w:proofErr w:type="spellEnd"/>
-      <w:r>
-        <w:t xml:space="preserve"> desde cero, agilizando el proceso de adaptación.</w:t>
+        <w:t>El sistema debe ofrecer opciones de personalización predefinidas para usuarios que no deseen configurar los dashboards desde cero, agilizando el proceso de adaptación.</w:t>
       </w:r>
     </w:p>
     <w:p>
@@ -1300,23 +1018,7 @@
         </w:numPr>
       </w:pPr>
       <w:r>
-        <w:t xml:space="preserve">El sistema debe adaptar la interfaz de usuario para ser amigable y funcional en dispositivos móviles (responsive </w:t>
-      </w:r>
-      <w:proofErr w:type="spellStart"/>
-      <w:r>
-        <w:t>design</w:t>
-      </w:r>
-      <w:proofErr w:type="spellEnd"/>
-      <w:r>
-        <w:t xml:space="preserve">), para que los usuarios puedan acceder a los </w:t>
-      </w:r>
-      <w:proofErr w:type="spellStart"/>
-      <w:r>
-        <w:t>dashboards</w:t>
-      </w:r>
-      <w:proofErr w:type="spellEnd"/>
-      <w:r>
-        <w:t xml:space="preserve"> desde cualquier dispositivo.</w:t>
+        <w:t>El sistema debe adaptar la interfaz de usuario para ser amigable y funcional en dispositivos móviles (responsive design), para que los usuarios puedan acceder a los dashboards desde cualquier dispositivo.</w:t>
       </w:r>
     </w:p>
     <w:p/>
@@ -1461,23 +1163,7 @@
           <w:b/>
           <w:bCs/>
         </w:rPr>
-        <w:t xml:space="preserve">Historia de Usuario: Integración de </w:t>
-      </w:r>
-      <w:proofErr w:type="spellStart"/>
-      <w:r>
-        <w:rPr>
-          <w:b/>
-          <w:bCs/>
-        </w:rPr>
-        <w:t>APIs</w:t>
-      </w:r>
-      <w:proofErr w:type="spellEnd"/>
-      <w:r>
-        <w:rPr>
-          <w:b/>
-          <w:bCs/>
-        </w:rPr>
-        <w:t xml:space="preserve"> modulares</w:t>
+        <w:t>Historia de Usuario: Integración de APIs modulares</w:t>
       </w:r>
     </w:p>
     <w:p>
@@ -1488,15 +1174,7 @@
         </w:numPr>
       </w:pPr>
       <w:r>
-        <w:t xml:space="preserve">El sistema debe permitir que nuevos módulos se integren a través de </w:t>
-      </w:r>
-      <w:proofErr w:type="spellStart"/>
-      <w:r>
-        <w:t>APIs</w:t>
-      </w:r>
-      <w:proofErr w:type="spellEnd"/>
-      <w:r>
-        <w:t xml:space="preserve"> definidas, facilitando la expansión de funcionalidades sin modificar el código base.</w:t>
+        <w:t>El sistema debe permitir que nuevos módulos se integren a través de APIs definidas, facilitando la expansión de funcionalidades sin modificar el código base</w:t>
       </w:r>
     </w:p>
     <w:p>
@@ -2721,6 +2399,7 @@
   <w:style w:type="character" w:default="1" w:styleId="Fuentedeprrafopredeter">
     <w:name w:val="Default Paragraph Font"/>
     <w:uiPriority w:val="1"/>
+    <w:semiHidden/>
     <w:unhideWhenUsed/>
   </w:style>
   <w:style w:type="table" w:default="1" w:styleId="Tablanormal">

--- a/Product Backlog Equipo 1.docx
+++ b/Product Backlog Equipo 1.docx
@@ -7,401 +7,369 @@
         <w:jc w:val="both"/>
         <w:rPr>
           <w:b/>
+          <w:kern w:val="0"/>
+          <w:sz w:val="32"/>
+          <w14:ligatures w14:val="none"/>
+        </w:rPr>
+      </w:pPr>
+      <w:proofErr w:type="spellStart"/>
+      <w:r>
+        <w:rPr>
+          <w:b/>
+          <w:kern w:val="0"/>
+          <w:sz w:val="32"/>
+          <w14:ligatures w14:val="none"/>
+        </w:rPr>
+        <w:t>Product</w:t>
+      </w:r>
+      <w:proofErr w:type="spellEnd"/>
+      <w:r>
+        <w:rPr>
+          <w:b/>
+          <w:kern w:val="0"/>
+          <w:sz w:val="32"/>
+          <w14:ligatures w14:val="none"/>
+        </w:rPr>
+        <w:t xml:space="preserve"> </w:t>
+      </w:r>
+      <w:proofErr w:type="spellStart"/>
+      <w:r>
+        <w:rPr>
+          <w:b/>
+          <w:kern w:val="0"/>
+          <w:sz w:val="32"/>
+          <w14:ligatures w14:val="none"/>
+        </w:rPr>
+        <w:t>Backlog</w:t>
+      </w:r>
+      <w:proofErr w:type="spellEnd"/>
+    </w:p>
+    <w:p>
+      <w:pPr>
+        <w:jc w:val="both"/>
+        <w:rPr>
+          <w:b/>
+          <w:kern w:val="0"/>
+          <w:sz w:val="32"/>
+          <w14:ligatures w14:val="none"/>
+        </w:rPr>
+      </w:pPr>
+    </w:p>
+    <w:p>
+      <w:pPr>
+        <w:jc w:val="both"/>
+        <w:rPr>
+          <w:b/>
           <w:bCs/>
-          <w:sz w:val="32"/>
-          <w:szCs w:val="32"/>
-        </w:rPr>
-      </w:pPr>
+        </w:rPr>
+      </w:pPr>
+      <w:r>
+        <w:rPr>
+          <w:b/>
+          <w:bCs/>
+        </w:rPr>
+        <w:t xml:space="preserve">Épica 1: Web </w:t>
+      </w:r>
       <w:proofErr w:type="spellStart"/>
       <w:r>
         <w:rPr>
           <w:b/>
           <w:bCs/>
-          <w:sz w:val="32"/>
-          <w:szCs w:val="32"/>
-        </w:rPr>
-        <w:t>Product</w:t>
+        </w:rPr>
+        <w:t>Scraping</w:t>
       </w:r>
       <w:proofErr w:type="spellEnd"/>
       <w:r>
         <w:rPr>
           <w:b/>
           <w:bCs/>
-          <w:sz w:val="32"/>
-          <w:szCs w:val="32"/>
+        </w:rPr>
+        <w:t xml:space="preserve"> de portales competidores</w:t>
+      </w:r>
+    </w:p>
+    <w:p>
+      <w:pPr>
+        <w:ind w:left="708"/>
+        <w:jc w:val="both"/>
+      </w:pPr>
+      <w:r>
+        <w:t xml:space="preserve">El sistema debe realizar web </w:t>
+      </w:r>
+      <w:proofErr w:type="spellStart"/>
+      <w:r>
+        <w:t>scraping</w:t>
+      </w:r>
+      <w:proofErr w:type="spellEnd"/>
+      <w:r>
+        <w:t xml:space="preserve"> de portales de competidores utilizando RPA, para obtener</w:t>
+      </w:r>
+      <w:r>
+        <w:rPr>
+          <w:kern w:val="0"/>
+          <w14:ligatures w14:val="none"/>
         </w:rPr>
         <w:t xml:space="preserve"> </w:t>
       </w:r>
-      <w:proofErr w:type="spellStart"/>
-      <w:r>
-        <w:rPr>
-          <w:b/>
-          <w:bCs/>
-          <w:sz w:val="32"/>
-          <w:szCs w:val="32"/>
-        </w:rPr>
-        <w:t>Backlog</w:t>
-      </w:r>
-      <w:proofErr w:type="spellEnd"/>
-    </w:p>
-    <w:p>
-      <w:pPr>
-        <w:jc w:val="both"/>
-        <w:rPr>
-          <w:b/>
-          <w:bCs/>
-        </w:rPr>
-      </w:pPr>
-    </w:p>
-    <w:p>
-      <w:pPr>
-        <w:jc w:val="both"/>
-        <w:rPr>
-          <w:b/>
-          <w:bCs/>
-        </w:rPr>
-      </w:pPr>
-      <w:r>
-        <w:rPr>
-          <w:b/>
-          <w:bCs/>
-        </w:rPr>
-        <w:t xml:space="preserve">Épica 1: Web </w:t>
-      </w:r>
-      <w:proofErr w:type="spellStart"/>
-      <w:r>
-        <w:rPr>
-          <w:b/>
-          <w:bCs/>
-        </w:rPr>
-        <w:t>Scraping</w:t>
-      </w:r>
-      <w:proofErr w:type="spellEnd"/>
-      <w:r>
-        <w:rPr>
-          <w:b/>
-          <w:bCs/>
-        </w:rPr>
-        <w:t xml:space="preserve"> de portales competidores</w:t>
-      </w:r>
-    </w:p>
-    <w:p>
-      <w:pPr>
-        <w:ind w:left="720"/>
-      </w:pPr>
-      <w:r>
-        <w:t>E</w:t>
-      </w:r>
-      <w:r>
-        <w:t xml:space="preserve">l sistema </w:t>
-      </w:r>
-      <w:r>
-        <w:t xml:space="preserve">debe </w:t>
-      </w:r>
-      <w:r>
-        <w:t>reali</w:t>
-      </w:r>
-      <w:r>
-        <w:t>zar</w:t>
-      </w:r>
-      <w:r>
-        <w:t xml:space="preserve"> web </w:t>
-      </w:r>
-      <w:proofErr w:type="spellStart"/>
-      <w:r>
-        <w:t>scraping</w:t>
-      </w:r>
-      <w:proofErr w:type="spellEnd"/>
-      <w:r>
-        <w:t xml:space="preserve"> de portales de competidores utilizando RPA, para obtener información relevante sobre productos, precios y descuentos.</w:t>
-      </w:r>
-    </w:p>
-    <w:p>
-      <w:pPr>
-        <w:ind w:left="720"/>
-      </w:pPr>
-    </w:p>
-    <w:p>
-      <w:pPr>
-        <w:jc w:val="both"/>
-        <w:rPr>
-          <w:b/>
-          <w:bCs/>
-        </w:rPr>
-      </w:pPr>
-      <w:r>
-        <w:rPr>
-          <w:b/>
-          <w:bCs/>
-        </w:rPr>
-        <w:t>Historias de usuario derivadas:</w:t>
+      <w:r>
+        <w:t>información relevante sobre productos, precios y descuentos.</w:t>
       </w:r>
     </w:p>
     <w:p>
       <w:pPr>
         <w:numPr>
           <w:ilvl w:val="0"/>
-          <w:numId w:val="1"/>
+          <w:numId w:val="12"/>
         </w:numPr>
-        <w:jc w:val="both"/>
-      </w:pPr>
-      <w:r>
-        <w:rPr>
-          <w:b/>
-          <w:bCs/>
-        </w:rPr>
-        <w:t xml:space="preserve">Historia de Usuario: Web </w:t>
-      </w:r>
-      <w:proofErr w:type="spellStart"/>
-      <w:r>
-        <w:rPr>
-          <w:b/>
-          <w:bCs/>
-        </w:rPr>
-        <w:t>Scraping</w:t>
-      </w:r>
-      <w:proofErr w:type="spellEnd"/>
-      <w:r>
-        <w:rPr>
-          <w:b/>
-          <w:bCs/>
-        </w:rPr>
-        <w:t xml:space="preserve"> para "Cuidado con el Perro"</w:t>
+        <w:contextualSpacing/>
+        <w:jc w:val="both"/>
+        <w:rPr>
+          <w:b/>
+          <w:kern w:val="0"/>
+          <w14:ligatures w14:val="none"/>
+        </w:rPr>
+      </w:pPr>
+      <w:r>
+        <w:rPr>
+          <w:b/>
+          <w:kern w:val="0"/>
+          <w14:ligatures w14:val="none"/>
+        </w:rPr>
+        <w:t>Historia de usuario 1:</w:t>
       </w:r>
     </w:p>
     <w:p>
       <w:pPr>
         <w:numPr>
           <w:ilvl w:val="1"/>
-          <w:numId w:val="1"/>
+          <w:numId w:val="12"/>
         </w:numPr>
-        <w:jc w:val="both"/>
-      </w:pPr>
-      <w:r>
-        <w:t xml:space="preserve">El </w:t>
-      </w:r>
-      <w:r>
-        <w:t xml:space="preserve">sistema </w:t>
-      </w:r>
-      <w:r>
-        <w:t xml:space="preserve">debe </w:t>
-      </w:r>
-      <w:r>
-        <w:t>reali</w:t>
-      </w:r>
-      <w:r>
-        <w:t>zar</w:t>
-      </w:r>
-      <w:r>
-        <w:t xml:space="preserve"> web </w:t>
+        <w:contextualSpacing/>
+        <w:jc w:val="both"/>
+        <w:rPr>
+          <w:kern w:val="0"/>
+          <w14:ligatures w14:val="none"/>
+        </w:rPr>
+      </w:pPr>
+      <w:r>
+        <w:rPr>
+          <w:kern w:val="0"/>
+          <w14:ligatures w14:val="none"/>
+        </w:rPr>
+        <w:t xml:space="preserve">Como analista de negocio, quiero que el sistema realice web </w:t>
       </w:r>
       <w:proofErr w:type="spellStart"/>
       <w:r>
+        <w:rPr>
+          <w:kern w:val="0"/>
+          <w14:ligatures w14:val="none"/>
+        </w:rPr>
         <w:t>scraping</w:t>
       </w:r>
       <w:proofErr w:type="spellEnd"/>
       <w:r>
-        <w:t xml:space="preserve"> específicamente del portal "Cuidado con el Perro", para obtener información sobre los productos disponibles, precios y promociones actuales.</w:t>
+        <w:rPr>
+          <w:kern w:val="0"/>
+          <w14:ligatures w14:val="none"/>
+        </w:rPr>
+        <w:t xml:space="preserve"> de los portales de competidores, para obtener información sobre productos disponibles.</w:t>
       </w:r>
     </w:p>
     <w:p>
       <w:pPr>
         <w:numPr>
           <w:ilvl w:val="0"/>
-          <w:numId w:val="1"/>
+          <w:numId w:val="12"/>
         </w:numPr>
-        <w:jc w:val="both"/>
-      </w:pPr>
-      <w:r>
-        <w:rPr>
-          <w:b/>
-          <w:bCs/>
-        </w:rPr>
-        <w:t xml:space="preserve">Historia de Usuario: Web </w:t>
-      </w:r>
-      <w:proofErr w:type="spellStart"/>
-      <w:r>
-        <w:rPr>
-          <w:b/>
-          <w:bCs/>
-        </w:rPr>
-        <w:t>Scraping</w:t>
-      </w:r>
-      <w:proofErr w:type="spellEnd"/>
-      <w:r>
-        <w:rPr>
-          <w:b/>
-          <w:bCs/>
-        </w:rPr>
-        <w:t xml:space="preserve"> para "</w:t>
-      </w:r>
-      <w:proofErr w:type="spellStart"/>
-      <w:r>
-        <w:rPr>
-          <w:b/>
-          <w:bCs/>
-        </w:rPr>
-        <w:t>Shasa</w:t>
-      </w:r>
-      <w:proofErr w:type="spellEnd"/>
-      <w:r>
-        <w:rPr>
-          <w:b/>
-          <w:bCs/>
-        </w:rPr>
-        <w:t>"</w:t>
+        <w:contextualSpacing/>
+        <w:jc w:val="both"/>
+        <w:rPr>
+          <w:b/>
+          <w:kern w:val="0"/>
+          <w14:ligatures w14:val="none"/>
+        </w:rPr>
+      </w:pPr>
+      <w:r>
+        <w:rPr>
+          <w:b/>
+          <w:kern w:val="0"/>
+          <w14:ligatures w14:val="none"/>
+        </w:rPr>
+        <w:t>Historia de usuario 2:</w:t>
       </w:r>
     </w:p>
     <w:p>
       <w:pPr>
         <w:numPr>
           <w:ilvl w:val="1"/>
-          <w:numId w:val="1"/>
+          <w:numId w:val="12"/>
         </w:numPr>
-        <w:jc w:val="both"/>
-      </w:pPr>
-      <w:r>
-        <w:t>E</w:t>
-      </w:r>
-      <w:r>
-        <w:t xml:space="preserve">l sistema </w:t>
-      </w:r>
-      <w:r>
-        <w:t>debe</w:t>
-      </w:r>
-      <w:r>
-        <w:t xml:space="preserve"> web </w:t>
+        <w:contextualSpacing/>
+        <w:jc w:val="both"/>
+        <w:rPr>
+          <w:kern w:val="0"/>
+          <w14:ligatures w14:val="none"/>
+        </w:rPr>
+      </w:pPr>
+      <w:r>
+        <w:rPr>
+          <w:kern w:val="0"/>
+          <w14:ligatures w14:val="none"/>
+        </w:rPr>
+        <w:t xml:space="preserve">Como analista de negocio, quiero que el sistema pueda programar sesiones de </w:t>
       </w:r>
       <w:proofErr w:type="spellStart"/>
       <w:r>
+        <w:rPr>
+          <w:kern w:val="0"/>
+          <w14:ligatures w14:val="none"/>
+        </w:rPr>
         <w:t>scraping</w:t>
       </w:r>
       <w:proofErr w:type="spellEnd"/>
       <w:r>
-        <w:t xml:space="preserve"> del portal "</w:t>
-      </w:r>
-      <w:proofErr w:type="spellStart"/>
-      <w:r>
-        <w:t>Shasa</w:t>
-      </w:r>
-      <w:proofErr w:type="spellEnd"/>
-      <w:r>
-        <w:t>", para obtener información sobre los productos, precios y descuentos ofrecidos.</w:t>
+        <w:rPr>
+          <w:kern w:val="0"/>
+          <w14:ligatures w14:val="none"/>
+        </w:rPr>
+        <w:t xml:space="preserve"> en intervalos regulares, para asegurarme de que la información obtenida esté actualizada.</w:t>
+      </w:r>
+    </w:p>
+    <w:p>
+      <w:pPr>
+        <w:jc w:val="both"/>
+        <w:rPr>
+          <w:b/>
+          <w:bCs/>
+        </w:rPr>
+      </w:pPr>
+      <w:r>
+        <w:rPr>
+          <w:b/>
+          <w:bCs/>
+        </w:rPr>
+        <w:t>Épica 2: Extracción de datos clave</w:t>
+      </w:r>
+    </w:p>
+    <w:p>
+      <w:pPr>
+        <w:ind w:left="708"/>
+        <w:jc w:val="both"/>
+      </w:pPr>
+      <w:r>
+        <w:t>El sistema debe extraer los datos clave como productos, precios y descuentos de los portales de competidores, para poder analizarlos más tarde.</w:t>
       </w:r>
     </w:p>
     <w:p>
       <w:pPr>
         <w:numPr>
           <w:ilvl w:val="0"/>
-          <w:numId w:val="1"/>
+          <w:numId w:val="12"/>
         </w:numPr>
-        <w:jc w:val="both"/>
-      </w:pPr>
-      <w:r>
-        <w:rPr>
-          <w:b/>
-          <w:bCs/>
-        </w:rPr>
-        <w:t xml:space="preserve">Historia de Usuario: Manejo de errores en el </w:t>
-      </w:r>
-      <w:proofErr w:type="spellStart"/>
-      <w:r>
-        <w:rPr>
-          <w:b/>
-          <w:bCs/>
-        </w:rPr>
-        <w:t>scraping</w:t>
-      </w:r>
-      <w:proofErr w:type="spellEnd"/>
+        <w:contextualSpacing/>
+        <w:jc w:val="both"/>
+        <w:rPr>
+          <w:b/>
+          <w:kern w:val="0"/>
+          <w14:ligatures w14:val="none"/>
+        </w:rPr>
+      </w:pPr>
+      <w:r>
+        <w:rPr>
+          <w:b/>
+          <w:kern w:val="0"/>
+          <w14:ligatures w14:val="none"/>
+        </w:rPr>
+        <w:t>Historia de usuario 1:</w:t>
+      </w:r>
     </w:p>
     <w:p>
       <w:pPr>
         <w:numPr>
           <w:ilvl w:val="1"/>
-          <w:numId w:val="1"/>
+          <w:numId w:val="13"/>
         </w:numPr>
-        <w:jc w:val="both"/>
-      </w:pPr>
-      <w:r>
-        <w:t>E</w:t>
-      </w:r>
-      <w:r>
-        <w:t xml:space="preserve">l sistema </w:t>
-      </w:r>
-      <w:r>
-        <w:t xml:space="preserve">debe </w:t>
-      </w:r>
-      <w:r>
-        <w:t>manej</w:t>
-      </w:r>
-      <w:r>
-        <w:t>ar</w:t>
-      </w:r>
-      <w:r>
-        <w:t xml:space="preserve"> errores comunes durante el proceso de </w:t>
-      </w:r>
-      <w:proofErr w:type="spellStart"/>
-      <w:r>
-        <w:t>scraping</w:t>
-      </w:r>
-      <w:proofErr w:type="spellEnd"/>
-      <w:r>
-        <w:t xml:space="preserve"> para asegurar que el </w:t>
-      </w:r>
-      <w:proofErr w:type="spellStart"/>
-      <w:r>
-        <w:t>scraping</w:t>
-      </w:r>
-      <w:proofErr w:type="spellEnd"/>
-      <w:r>
-        <w:t xml:space="preserve"> no falle completamente y pueda recuperarse.</w:t>
+        <w:contextualSpacing/>
+        <w:jc w:val="both"/>
+        <w:rPr>
+          <w:kern w:val="0"/>
+          <w14:ligatures w14:val="none"/>
+        </w:rPr>
+      </w:pPr>
+      <w:r>
+        <w:rPr>
+          <w:kern w:val="0"/>
+          <w14:ligatures w14:val="none"/>
+        </w:rPr>
+        <w:t>Como analista, quiero que el sistema identifique y extraiga automáticamente los precios de los productos de los portales competidores, para tener una referencia de mercado.</w:t>
       </w:r>
     </w:p>
     <w:p>
       <w:pPr>
         <w:numPr>
           <w:ilvl w:val="0"/>
-          <w:numId w:val="1"/>
+          <w:numId w:val="12"/>
         </w:numPr>
-        <w:jc w:val="both"/>
-      </w:pPr>
-      <w:r>
-        <w:rPr>
-          <w:b/>
-          <w:bCs/>
-        </w:rPr>
-        <w:t xml:space="preserve">Historia de Usuario: Programación del </w:t>
-      </w:r>
-      <w:proofErr w:type="spellStart"/>
-      <w:r>
-        <w:rPr>
-          <w:b/>
-          <w:bCs/>
-        </w:rPr>
-        <w:t>scraping</w:t>
-      </w:r>
-      <w:proofErr w:type="spellEnd"/>
-      <w:r>
-        <w:rPr>
-          <w:b/>
-          <w:bCs/>
-        </w:rPr>
-        <w:t xml:space="preserve"> en intervalos definidos</w:t>
+        <w:contextualSpacing/>
+        <w:jc w:val="both"/>
+        <w:rPr>
+          <w:b/>
+          <w:kern w:val="0"/>
+          <w14:ligatures w14:val="none"/>
+        </w:rPr>
+      </w:pPr>
+      <w:r>
+        <w:rPr>
+          <w:b/>
+          <w:kern w:val="0"/>
+          <w14:ligatures w14:val="none"/>
+        </w:rPr>
+        <w:t>Historia de usuario 2:</w:t>
       </w:r>
     </w:p>
     <w:p>
       <w:pPr>
         <w:numPr>
           <w:ilvl w:val="1"/>
-          <w:numId w:val="1"/>
+          <w:numId w:val="13"/>
         </w:numPr>
-        <w:jc w:val="both"/>
-      </w:pPr>
-      <w:r>
-        <w:t>E</w:t>
-      </w:r>
-      <w:r>
-        <w:t xml:space="preserve">l </w:t>
+        <w:contextualSpacing/>
+        <w:jc w:val="both"/>
+        <w:rPr>
+          <w:kern w:val="0"/>
+          <w14:ligatures w14:val="none"/>
+        </w:rPr>
+      </w:pPr>
+      <w:r>
+        <w:rPr>
+          <w:kern w:val="0"/>
+          <w14:ligatures w14:val="none"/>
+        </w:rPr>
+        <w:t>Como analista, quiero que el sistema clasifique los productos extraídos según categorías, para facilitar su análisis posterior.</w:t>
+      </w:r>
+    </w:p>
+    <w:p>
+      <w:pPr>
+        <w:jc w:val="both"/>
+        <w:rPr>
+          <w:b/>
+          <w:bCs/>
+        </w:rPr>
+      </w:pPr>
+      <w:r>
+        <w:rPr>
+          <w:b/>
+          <w:bCs/>
+        </w:rPr>
+        <w:t>Épica 3: Almacenamiento de datos en base de datos</w:t>
+      </w:r>
+    </w:p>
+    <w:p>
+      <w:pPr>
+        <w:ind w:left="708"/>
+        <w:jc w:val="both"/>
+      </w:pPr>
+      <w:r>
+        <w:t xml:space="preserve">La información obtenida del web </w:t>
       </w:r>
       <w:proofErr w:type="spellStart"/>
       <w:r>
@@ -409,1589 +377,709 @@
       </w:r>
       <w:proofErr w:type="spellEnd"/>
       <w:r>
-        <w:t xml:space="preserve"> se </w:t>
-      </w:r>
-      <w:r>
-        <w:t xml:space="preserve">debe </w:t>
-      </w:r>
-      <w:r>
-        <w:t>ejecut</w:t>
-      </w:r>
-      <w:r>
-        <w:t>ar</w:t>
-      </w:r>
-      <w:r>
-        <w:t xml:space="preserve"> en intervalos de tiempo definidos (diarios, semanales), para que los datos se mantengan actualizados sin intervención manual.</w:t>
+        <w:t xml:space="preserve"> debe ser almacenada automáticamente en una base de datos, para asegurar que los datos están listos para su análisis.</w:t>
       </w:r>
     </w:p>
     <w:p>
       <w:pPr>
         <w:numPr>
           <w:ilvl w:val="0"/>
-          <w:numId w:val="1"/>
+          <w:numId w:val="12"/>
         </w:numPr>
-        <w:jc w:val="both"/>
-      </w:pPr>
-      <w:r>
-        <w:rPr>
-          <w:b/>
-          <w:bCs/>
-        </w:rPr>
-        <w:t xml:space="preserve">Historia de Usuario: Notificaciones en caso de fallos en el </w:t>
-      </w:r>
-      <w:proofErr w:type="spellStart"/>
-      <w:r>
-        <w:rPr>
-          <w:b/>
-          <w:bCs/>
-        </w:rPr>
-        <w:t>scraping</w:t>
-      </w:r>
-      <w:proofErr w:type="spellEnd"/>
+        <w:contextualSpacing/>
+        <w:jc w:val="both"/>
+        <w:rPr>
+          <w:b/>
+          <w:kern w:val="0"/>
+          <w14:ligatures w14:val="none"/>
+        </w:rPr>
+      </w:pPr>
+      <w:r>
+        <w:rPr>
+          <w:b/>
+          <w:kern w:val="0"/>
+          <w14:ligatures w14:val="none"/>
+        </w:rPr>
+        <w:t>Historia de usuario 1:</w:t>
+      </w:r>
     </w:p>
     <w:p>
       <w:pPr>
         <w:numPr>
           <w:ilvl w:val="1"/>
-          <w:numId w:val="1"/>
+          <w:numId w:val="12"/>
         </w:numPr>
-        <w:jc w:val="both"/>
-      </w:pPr>
-      <w:r>
-        <w:t>Que se pueda</w:t>
-      </w:r>
-      <w:r>
-        <w:t xml:space="preserve"> recibir notificaciones por correo o a través del sistema en caso de que falle el proceso de </w:t>
+        <w:contextualSpacing/>
+        <w:jc w:val="both"/>
+        <w:rPr>
+          <w:kern w:val="0"/>
+          <w14:ligatures w14:val="none"/>
+        </w:rPr>
+      </w:pPr>
+      <w:r>
+        <w:rPr>
+          <w:kern w:val="0"/>
+          <w14:ligatures w14:val="none"/>
+        </w:rPr>
+        <w:t xml:space="preserve">Como administrador de datos, quiero que la información obtenida del web </w:t>
       </w:r>
       <w:proofErr w:type="spellStart"/>
       <w:r>
+        <w:rPr>
+          <w:kern w:val="0"/>
+          <w14:ligatures w14:val="none"/>
+        </w:rPr>
         <w:t>scraping</w:t>
       </w:r>
       <w:proofErr w:type="spellEnd"/>
       <w:r>
-        <w:t>, para poder intervenir y solucionar problemas de manera oportuna.</w:t>
-      </w:r>
-    </w:p>
-    <w:p/>
-    <w:p>
-      <w:r>
-        <w:br w:type="page"/>
-      </w:r>
-    </w:p>
-    <w:p>
-      <w:pPr>
-        <w:rPr>
-          <w:b/>
-          <w:bCs/>
-        </w:rPr>
-      </w:pPr>
-      <w:r>
-        <w:rPr>
-          <w:b/>
-          <w:bCs/>
-        </w:rPr>
-        <w:lastRenderedPageBreak/>
-        <w:t>Épica 2: Extracción de datos clave</w:t>
-      </w:r>
-    </w:p>
-    <w:p>
-      <w:r>
-        <w:t>El sistema debe extraer los datos clave como productos, precios y descuentos de los portales de competidores, para poder analizarlos más tarde.</w:t>
-      </w:r>
-    </w:p>
-    <w:p/>
-    <w:p>
-      <w:pPr>
-        <w:rPr>
-          <w:b/>
-          <w:bCs/>
-        </w:rPr>
-      </w:pPr>
-      <w:r>
-        <w:rPr>
-          <w:b/>
-          <w:bCs/>
-        </w:rPr>
-        <w:t>Historias de usuario derivadas:</w:t>
+        <w:rPr>
+          <w:kern w:val="0"/>
+          <w14:ligatures w14:val="none"/>
+        </w:rPr>
+        <w:t xml:space="preserve"> se almacene en una base de datos relacional, para poder realizar consultas eficientes.</w:t>
       </w:r>
     </w:p>
     <w:p>
       <w:pPr>
         <w:numPr>
           <w:ilvl w:val="0"/>
-          <w:numId w:val="4"/>
+          <w:numId w:val="12"/>
         </w:numPr>
-      </w:pPr>
-      <w:r>
-        <w:rPr>
-          <w:b/>
-          <w:bCs/>
-        </w:rPr>
-        <w:t>Historia de Usuario: Extracción de productos</w:t>
+        <w:contextualSpacing/>
+        <w:jc w:val="both"/>
+        <w:rPr>
+          <w:b/>
+          <w:kern w:val="0"/>
+          <w14:ligatures w14:val="none"/>
+        </w:rPr>
+      </w:pPr>
+      <w:r>
+        <w:rPr>
+          <w:b/>
+          <w:kern w:val="0"/>
+          <w14:ligatures w14:val="none"/>
+        </w:rPr>
+        <w:t>Historia de usuario 2:</w:t>
       </w:r>
     </w:p>
     <w:p>
       <w:pPr>
         <w:numPr>
           <w:ilvl w:val="1"/>
-          <w:numId w:val="4"/>
+          <w:numId w:val="12"/>
         </w:numPr>
-      </w:pPr>
-      <w:r>
-        <w:t>El sistema debe extraer específicamente la información de productos (nombre, descripción, categoría), para poder analizar la variedad de productos ofrecidos por los competidores.</w:t>
+        <w:contextualSpacing/>
+        <w:jc w:val="both"/>
+        <w:rPr>
+          <w:b/>
+          <w:bCs/>
+        </w:rPr>
+      </w:pPr>
+      <w:r>
+        <w:rPr>
+          <w:kern w:val="0"/>
+          <w14:ligatures w14:val="none"/>
+        </w:rPr>
+        <w:t>Como administrador de datos, quiero que el sistema realice copias de seguridad automáticas de la base de datos, para proteger la información en caso de fallos.</w:t>
+      </w:r>
+    </w:p>
+    <w:p>
+      <w:pPr>
+        <w:jc w:val="both"/>
+        <w:rPr>
+          <w:b/>
+          <w:bCs/>
+        </w:rPr>
+      </w:pPr>
+    </w:p>
+    <w:p>
+      <w:pPr>
+        <w:jc w:val="both"/>
+        <w:rPr>
+          <w:b/>
+          <w:bCs/>
+        </w:rPr>
+      </w:pPr>
+      <w:r>
+        <w:rPr>
+          <w:b/>
+          <w:bCs/>
+        </w:rPr>
+        <w:t>Épica 4: Dashboards accesibles desde un portal web</w:t>
+      </w:r>
+    </w:p>
+    <w:p>
+      <w:pPr>
+        <w:ind w:left="708"/>
+        <w:jc w:val="both"/>
+      </w:pPr>
+      <w:r>
+        <w:t>El usuario deberá poder visualizar y analizar los datos extraídos de portales web para obtener insights útiles.</w:t>
       </w:r>
     </w:p>
     <w:p>
       <w:pPr>
         <w:numPr>
           <w:ilvl w:val="0"/>
-          <w:numId w:val="4"/>
+          <w:numId w:val="12"/>
         </w:numPr>
-      </w:pPr>
-      <w:r>
-        <w:rPr>
-          <w:b/>
-          <w:bCs/>
-        </w:rPr>
-        <w:t>Historia de Usuario: Extracción de precios</w:t>
+        <w:contextualSpacing/>
+        <w:jc w:val="both"/>
+        <w:rPr>
+          <w:b/>
+          <w:kern w:val="0"/>
+          <w14:ligatures w14:val="none"/>
+        </w:rPr>
+      </w:pPr>
+      <w:r>
+        <w:rPr>
+          <w:b/>
+          <w:kern w:val="0"/>
+          <w14:ligatures w14:val="none"/>
+        </w:rPr>
+        <w:t>Historia de usuario 1:</w:t>
       </w:r>
     </w:p>
     <w:p>
       <w:pPr>
         <w:numPr>
           <w:ilvl w:val="1"/>
-          <w:numId w:val="4"/>
+          <w:numId w:val="14"/>
         </w:numPr>
-      </w:pPr>
-      <w:r>
-        <w:t>El sistema debe extraer los precios de los productos de los competidores, para compararlos y realizar análisis de mercado.</w:t>
+        <w:contextualSpacing/>
+        <w:jc w:val="both"/>
+        <w:rPr>
+          <w:kern w:val="0"/>
+          <w14:ligatures w14:val="none"/>
+        </w:rPr>
+      </w:pPr>
+      <w:r>
+        <w:rPr>
+          <w:kern w:val="0"/>
+          <w14:ligatures w14:val="none"/>
+        </w:rPr>
+        <w:lastRenderedPageBreak/>
+        <w:t>Como usuario, quiero que los dashboards sean accesibles desde un portal web seguro, para visualizar la información extraída en cualquier momento.</w:t>
       </w:r>
     </w:p>
     <w:p>
       <w:pPr>
         <w:numPr>
           <w:ilvl w:val="0"/>
-          <w:numId w:val="4"/>
+          <w:numId w:val="12"/>
         </w:numPr>
-      </w:pPr>
-      <w:r>
-        <w:rPr>
-          <w:b/>
-          <w:bCs/>
-        </w:rPr>
-        <w:t>Historia de Usuario: Extracción de descuentos y promociones</w:t>
+        <w:contextualSpacing/>
+        <w:jc w:val="both"/>
+        <w:rPr>
+          <w:b/>
+          <w:kern w:val="0"/>
+          <w14:ligatures w14:val="none"/>
+        </w:rPr>
+      </w:pPr>
+      <w:r>
+        <w:rPr>
+          <w:b/>
+          <w:kern w:val="0"/>
+          <w14:ligatures w14:val="none"/>
+        </w:rPr>
+        <w:t>Historia de usuario 2:</w:t>
       </w:r>
     </w:p>
     <w:p>
       <w:pPr>
         <w:numPr>
           <w:ilvl w:val="1"/>
-          <w:numId w:val="4"/>
+          <w:numId w:val="14"/>
         </w:numPr>
-      </w:pPr>
-      <w:r>
-        <w:t>El sistema debe identificar y extraer los descuentos o promociones vigentes en los sitios competidores.</w:t>
+        <w:contextualSpacing/>
+        <w:jc w:val="both"/>
+        <w:rPr>
+          <w:kern w:val="0"/>
+          <w14:ligatures w14:val="none"/>
+        </w:rPr>
+      </w:pPr>
+      <w:r>
+        <w:rPr>
+          <w:kern w:val="0"/>
+          <w14:ligatures w14:val="none"/>
+        </w:rPr>
+        <w:t>Como usuario, quiero que los dashboards sean actualizados automáticamente con los datos más recientes, para asegurarme de tener información actualizada en todo momento.</w:t>
+      </w:r>
+    </w:p>
+    <w:p>
+      <w:pPr>
+        <w:jc w:val="both"/>
+        <w:rPr>
+          <w:b/>
+          <w:bCs/>
+        </w:rPr>
+      </w:pPr>
+      <w:r>
+        <w:rPr>
+          <w:b/>
+          <w:bCs/>
+        </w:rPr>
+        <w:t>Épica 5: Interacción con un modelo de IA generativa</w:t>
+      </w:r>
+    </w:p>
+    <w:p>
+      <w:pPr>
+        <w:ind w:left="708"/>
+        <w:jc w:val="both"/>
+      </w:pPr>
+      <w:r>
+        <w:t>El usuario podrá interactuar con un modelo de IA generativa para obtener insights y recomendaciones a partir de los datos extraídos.</w:t>
       </w:r>
     </w:p>
     <w:p>
       <w:pPr>
         <w:numPr>
           <w:ilvl w:val="0"/>
-          <w:numId w:val="4"/>
+          <w:numId w:val="12"/>
         </w:numPr>
-      </w:pPr>
-      <w:r>
-        <w:rPr>
-          <w:b/>
-          <w:bCs/>
-        </w:rPr>
-        <w:t>Historia de Usuario: Filtrado y limpieza de datos extraídos</w:t>
+        <w:contextualSpacing/>
+        <w:jc w:val="both"/>
+        <w:rPr>
+          <w:b/>
+          <w:kern w:val="0"/>
+          <w14:ligatures w14:val="none"/>
+        </w:rPr>
+      </w:pPr>
+      <w:r>
+        <w:rPr>
+          <w:b/>
+          <w:kern w:val="0"/>
+          <w14:ligatures w14:val="none"/>
+        </w:rPr>
+        <w:t>Historia de usuario 1:</w:t>
       </w:r>
     </w:p>
     <w:p>
       <w:pPr>
         <w:numPr>
           <w:ilvl w:val="1"/>
-          <w:numId w:val="4"/>
+          <w:numId w:val="15"/>
         </w:numPr>
-      </w:pPr>
-      <w:r>
-        <w:t>Los datos extraídos deben pasar por un proceso de filtrado y limpieza automática (eliminar duplicados, corregir errores), para asegurar que los datos sean precisos y útiles para el análisis.</w:t>
+        <w:contextualSpacing/>
+        <w:jc w:val="both"/>
+        <w:rPr>
+          <w:kern w:val="0"/>
+          <w14:ligatures w14:val="none"/>
+        </w:rPr>
+      </w:pPr>
+      <w:r>
+        <w:rPr>
+          <w:kern w:val="0"/>
+          <w14:ligatures w14:val="none"/>
+        </w:rPr>
+        <w:t>Como analista, quiero que el sistema me permita enviar consultas a un modelo de IA generativa, para obtener insights sobre los datos almacenados.</w:t>
+      </w:r>
+    </w:p>
+    <w:p>
+      <w:pPr>
+        <w:jc w:val="both"/>
+        <w:rPr>
+          <w:b/>
+          <w:bCs/>
+        </w:rPr>
+      </w:pPr>
+      <w:r>
+        <w:rPr>
+          <w:b/>
+          <w:bCs/>
+        </w:rPr>
+        <w:t>Épica 6: Seguridad en el control de acceso a los dashboards</w:t>
+      </w:r>
+    </w:p>
+    <w:p>
+      <w:pPr>
+        <w:ind w:left="708"/>
+        <w:jc w:val="both"/>
+      </w:pPr>
+      <w:r>
+        <w:t>El sistema debe implementar mecanismos de seguridad que aseguren que solo usuarios autorizados puedan acceder a los dashboards y sus datos, protegiendo la información sensible del sistema.</w:t>
       </w:r>
     </w:p>
     <w:p>
       <w:pPr>
         <w:numPr>
           <w:ilvl w:val="0"/>
-          <w:numId w:val="4"/>
+          <w:numId w:val="12"/>
         </w:numPr>
-      </w:pPr>
-      <w:r>
-        <w:rPr>
-          <w:b/>
-          <w:bCs/>
-        </w:rPr>
-        <w:t>Historia de Usuario: Normalización de datos para diferentes portales</w:t>
+        <w:contextualSpacing/>
+        <w:jc w:val="both"/>
+        <w:rPr>
+          <w:b/>
+          <w:kern w:val="0"/>
+          <w14:ligatures w14:val="none"/>
+        </w:rPr>
+      </w:pPr>
+      <w:r>
+        <w:rPr>
+          <w:b/>
+          <w:kern w:val="0"/>
+          <w14:ligatures w14:val="none"/>
+        </w:rPr>
+        <w:t>Historia de usuario 1:</w:t>
       </w:r>
     </w:p>
     <w:p>
       <w:pPr>
         <w:numPr>
           <w:ilvl w:val="1"/>
-          <w:numId w:val="4"/>
+          <w:numId w:val="16"/>
         </w:numPr>
-      </w:pPr>
-      <w:r>
-        <w:t>El sistema normalice los datos extraídos de diferentes portales (formato de precios, categorías de productos), para que todos los datos tengan un formato uniforme y puedan ser comparados fácilmente.</w:t>
-      </w:r>
-    </w:p>
-    <w:p>
-      <w:r>
-        <w:br w:type="page"/>
-      </w:r>
-    </w:p>
-    <w:p>
-      <w:pPr>
-        <w:rPr>
-          <w:b/>
-          <w:bCs/>
-        </w:rPr>
-      </w:pPr>
-      <w:r>
-        <w:rPr>
-          <w:b/>
-          <w:bCs/>
-        </w:rPr>
-        <w:lastRenderedPageBreak/>
-        <w:t>Épica 3: Almacenamiento de datos en base de datos</w:t>
-      </w:r>
-    </w:p>
-    <w:p>
-      <w:r>
-        <w:t xml:space="preserve">La información obtenida del web </w:t>
-      </w:r>
-      <w:proofErr w:type="spellStart"/>
-      <w:r>
-        <w:t>scraping</w:t>
-      </w:r>
-      <w:proofErr w:type="spellEnd"/>
-      <w:r>
-        <w:t xml:space="preserve"> debe ser almacenada automáticamente en una base de datos, para asegurar que los datos están listos para su análisis.</w:t>
-      </w:r>
-    </w:p>
-    <w:p/>
-    <w:p>
-      <w:pPr>
-        <w:rPr>
-          <w:b/>
-          <w:bCs/>
-        </w:rPr>
-      </w:pPr>
-      <w:r>
-        <w:rPr>
-          <w:b/>
-          <w:bCs/>
-        </w:rPr>
-        <w:t>Historias de usuario derivadas:</w:t>
+        <w:contextualSpacing/>
+        <w:jc w:val="both"/>
+        <w:rPr>
+          <w:kern w:val="0"/>
+          <w14:ligatures w14:val="none"/>
+        </w:rPr>
+      </w:pPr>
+      <w:r>
+        <w:rPr>
+          <w:kern w:val="0"/>
+          <w14:ligatures w14:val="none"/>
+        </w:rPr>
+        <w:t>Como administrador, quiero implementar un sistema de autenticación de usuarios, para asegurar que solo los usuarios autorizados puedan acceder a los dashboards.</w:t>
       </w:r>
     </w:p>
     <w:p>
       <w:pPr>
         <w:numPr>
           <w:ilvl w:val="0"/>
-          <w:numId w:val="5"/>
+          <w:numId w:val="12"/>
         </w:numPr>
-      </w:pPr>
-      <w:r>
-        <w:rPr>
-          <w:b/>
-          <w:bCs/>
-        </w:rPr>
-        <w:t>Historia de Usuario: Crear esquema de base de datos para productos</w:t>
+        <w:contextualSpacing/>
+        <w:jc w:val="both"/>
+        <w:rPr>
+          <w:b/>
+          <w:kern w:val="0"/>
+          <w14:ligatures w14:val="none"/>
+        </w:rPr>
+      </w:pPr>
+      <w:r>
+        <w:rPr>
+          <w:b/>
+          <w:kern w:val="0"/>
+          <w14:ligatures w14:val="none"/>
+        </w:rPr>
+        <w:t>Historia de usuario 2:</w:t>
       </w:r>
     </w:p>
     <w:p>
       <w:pPr>
         <w:numPr>
           <w:ilvl w:val="1"/>
-          <w:numId w:val="5"/>
+          <w:numId w:val="16"/>
         </w:numPr>
-      </w:pPr>
-      <w:r>
-        <w:t>Se debe crear un esquema específico para almacenar la información de productos extraídos, para que los datos estén organizados y listos para análisis.</w:t>
+        <w:contextualSpacing/>
+        <w:jc w:val="both"/>
+        <w:rPr>
+          <w:kern w:val="0"/>
+          <w14:ligatures w14:val="none"/>
+        </w:rPr>
+      </w:pPr>
+      <w:r>
+        <w:rPr>
+          <w:kern w:val="0"/>
+          <w14:ligatures w14:val="none"/>
+        </w:rPr>
+        <w:t>Como administrador, quiero definir roles y permisos para diferentes usuarios, para controlar el acceso a diferentes niveles de información.</w:t>
       </w:r>
     </w:p>
     <w:p>
       <w:pPr>
         <w:numPr>
           <w:ilvl w:val="0"/>
-          <w:numId w:val="5"/>
+          <w:numId w:val="12"/>
         </w:numPr>
-      </w:pPr>
-      <w:r>
-        <w:rPr>
-          <w:b/>
-          <w:bCs/>
-        </w:rPr>
-        <w:t>Historia de Usuario: Crear esquema de base de datos para precios</w:t>
+        <w:contextualSpacing/>
+        <w:jc w:val="both"/>
+        <w:rPr>
+          <w:b/>
+          <w:kern w:val="0"/>
+          <w14:ligatures w14:val="none"/>
+        </w:rPr>
+      </w:pPr>
+      <w:r>
+        <w:rPr>
+          <w:b/>
+          <w:kern w:val="0"/>
+          <w14:ligatures w14:val="none"/>
+        </w:rPr>
+        <w:t>Historia de usuario 3:</w:t>
       </w:r>
     </w:p>
     <w:p>
       <w:pPr>
         <w:numPr>
           <w:ilvl w:val="1"/>
-          <w:numId w:val="5"/>
+          <w:numId w:val="16"/>
         </w:numPr>
-      </w:pPr>
-      <w:r>
-        <w:t>Se debe crear un esquema en la base de datos para almacenar los precios extraídos de los portales, de manera que se puedan analizar fácilmente los cambios en los precios.</w:t>
+        <w:contextualSpacing/>
+        <w:jc w:val="both"/>
+        <w:rPr>
+          <w:kern w:val="0"/>
+          <w14:ligatures w14:val="none"/>
+        </w:rPr>
+      </w:pPr>
+      <w:r>
+        <w:rPr>
+          <w:kern w:val="0"/>
+          <w14:ligatures w14:val="none"/>
+        </w:rPr>
+        <w:t>Como administrador, quiero que el sistema registre y monitorice los accesos a los dashboards, para mantener un historial de quién accede a qué datos.</w:t>
+      </w:r>
+    </w:p>
+    <w:p>
+      <w:pPr>
+        <w:jc w:val="both"/>
+        <w:rPr>
+          <w:b/>
+          <w:bCs/>
+        </w:rPr>
+      </w:pPr>
+      <w:r>
+        <w:rPr>
+          <w:b/>
+          <w:bCs/>
+        </w:rPr>
+        <w:t>Épica 7: Interfaz amigable y personalizable para dashboards</w:t>
+      </w:r>
+    </w:p>
+    <w:p>
+      <w:pPr>
+        <w:ind w:left="708"/>
+        <w:jc w:val="both"/>
+      </w:pPr>
+      <w:r>
+        <w:t>El sistema debe proporcionar una interfaz web intuitiva y fácil de usar para los usuarios finales, permitiendo la personalización de los dashboards para que se adapten a las preferencias y necesidades de visualización de cada usuario.</w:t>
       </w:r>
     </w:p>
     <w:p>
       <w:pPr>
         <w:numPr>
           <w:ilvl w:val="0"/>
-          <w:numId w:val="5"/>
+          <w:numId w:val="12"/>
         </w:numPr>
-      </w:pPr>
-      <w:r>
-        <w:rPr>
-          <w:b/>
-          <w:bCs/>
-        </w:rPr>
-        <w:t>Historia de Usuario: Crear esquema de base de datos para descuentos y promociones</w:t>
+        <w:contextualSpacing/>
+        <w:jc w:val="both"/>
+        <w:rPr>
+          <w:b/>
+          <w:kern w:val="0"/>
+          <w14:ligatures w14:val="none"/>
+        </w:rPr>
+      </w:pPr>
+      <w:r>
+        <w:rPr>
+          <w:b/>
+          <w:kern w:val="0"/>
+          <w14:ligatures w14:val="none"/>
+        </w:rPr>
+        <w:t>Historia de usuario 1:</w:t>
       </w:r>
     </w:p>
     <w:p>
       <w:pPr>
         <w:numPr>
           <w:ilvl w:val="1"/>
-          <w:numId w:val="5"/>
+          <w:numId w:val="12"/>
         </w:numPr>
-      </w:pPr>
-      <w:r>
-        <w:t>Se debe crear un esquema para almacenar la información sobre descuentos y promociones, para poder hacer un seguimiento del comportamiento de las ofertas en el tiempo.</w:t>
+        <w:contextualSpacing/>
+        <w:jc w:val="both"/>
+        <w:rPr>
+          <w:kern w:val="0"/>
+          <w14:ligatures w14:val="none"/>
+        </w:rPr>
+      </w:pPr>
+      <w:r>
+        <w:rPr>
+          <w:kern w:val="0"/>
+          <w14:ligatures w14:val="none"/>
+        </w:rPr>
+        <w:t>Como usuario final, quiero que la interfaz del portal web sea intuitiva y fácil de usar, para poder navegar por los dashboards sin dificultades.</w:t>
       </w:r>
     </w:p>
     <w:p>
       <w:pPr>
         <w:numPr>
           <w:ilvl w:val="0"/>
-          <w:numId w:val="5"/>
+          <w:numId w:val="12"/>
         </w:numPr>
-      </w:pPr>
-      <w:r>
-        <w:rPr>
-          <w:b/>
-          <w:bCs/>
-        </w:rPr>
-        <w:t>Historia de Usuario: Almacenamiento automatizado de datos extraídos</w:t>
+        <w:contextualSpacing/>
+        <w:jc w:val="both"/>
+        <w:rPr>
+          <w:b/>
+          <w:kern w:val="0"/>
+          <w14:ligatures w14:val="none"/>
+        </w:rPr>
+      </w:pPr>
+      <w:r>
+        <w:rPr>
+          <w:b/>
+          <w:kern w:val="0"/>
+          <w14:ligatures w14:val="none"/>
+        </w:rPr>
+        <w:t>Historia de usuario 2:</w:t>
       </w:r>
     </w:p>
     <w:p>
       <w:pPr>
         <w:numPr>
           <w:ilvl w:val="1"/>
-          <w:numId w:val="5"/>
+          <w:numId w:val="12"/>
         </w:numPr>
-      </w:pPr>
-      <w:r>
-        <w:t xml:space="preserve">Los datos extraídos del </w:t>
-      </w:r>
-      <w:proofErr w:type="spellStart"/>
-      <w:r>
-        <w:t>scraping</w:t>
-      </w:r>
-      <w:proofErr w:type="spellEnd"/>
-      <w:r>
-        <w:t xml:space="preserve"> se deben almacenar automáticamente en la base de datos, para que no haya necesidad de procesos manuales que introduzcan errores.</w:t>
+        <w:contextualSpacing/>
+        <w:jc w:val="both"/>
+        <w:rPr>
+          <w:kern w:val="0"/>
+          <w14:ligatures w14:val="none"/>
+        </w:rPr>
+      </w:pPr>
+      <w:r>
+        <w:rPr>
+          <w:kern w:val="0"/>
+          <w14:ligatures w14:val="none"/>
+        </w:rPr>
+        <w:t>Como usuario final, quiero que el sistema ofrezca temas visuales (claro y oscuro) para los dashboards, para mejorar la experiencia de visualización según mi preferencia.</w:t>
+      </w:r>
+    </w:p>
+    <w:p>
+      <w:pPr>
+        <w:jc w:val="both"/>
+        <w:rPr>
+          <w:kern w:val="0"/>
+          <w14:ligatures w14:val="none"/>
+        </w:rPr>
+      </w:pPr>
+    </w:p>
+    <w:p>
+      <w:pPr>
+        <w:jc w:val="both"/>
+        <w:rPr>
+          <w:b/>
+          <w:bCs/>
+        </w:rPr>
+      </w:pPr>
+      <w:r>
+        <w:rPr>
+          <w:b/>
+          <w:bCs/>
+        </w:rPr>
+        <w:t>Épica 8: Modularidad del sistema</w:t>
+      </w:r>
+    </w:p>
+    <w:p>
+      <w:pPr>
+        <w:jc w:val="both"/>
+        <w:rPr>
+          <w:kern w:val="0"/>
+          <w14:ligatures w14:val="none"/>
+        </w:rPr>
+      </w:pPr>
+      <w:r>
+        <w:rPr>
+          <w:kern w:val="0"/>
+          <w14:ligatures w14:val="none"/>
+        </w:rPr>
+        <w:lastRenderedPageBreak/>
+        <w:t>El sistema debe ser modular, permitiendo la adición de nuevos portales de competidores y funcionalidades sin afectar el rendimiento o la arquitectura existente.</w:t>
       </w:r>
     </w:p>
     <w:p>
       <w:pPr>
         <w:numPr>
           <w:ilvl w:val="0"/>
-          <w:numId w:val="5"/>
+          <w:numId w:val="12"/>
         </w:numPr>
-      </w:pPr>
-      <w:r>
-        <w:rPr>
-          <w:b/>
-          <w:bCs/>
-        </w:rPr>
-        <w:t>Historia de Usuario: Gestión de versiones de datos</w:t>
+        <w:contextualSpacing/>
+        <w:jc w:val="both"/>
+        <w:rPr>
+          <w:b/>
+          <w:kern w:val="0"/>
+          <w14:ligatures w14:val="none"/>
+        </w:rPr>
+      </w:pPr>
+      <w:r>
+        <w:rPr>
+          <w:b/>
+          <w:kern w:val="0"/>
+          <w14:ligatures w14:val="none"/>
+        </w:rPr>
+        <w:t>Historia de usuario 1:</w:t>
       </w:r>
     </w:p>
     <w:p>
       <w:pPr>
         <w:numPr>
           <w:ilvl w:val="1"/>
-          <w:numId w:val="5"/>
+          <w:numId w:val="17"/>
         </w:numPr>
-      </w:pPr>
-      <w:r>
-        <w:t>El sistema debe gestionar las versiones de los datos almacenados (mantener registros de precios antiguos), para poder comparar las variaciones a lo largo del tiempo.</w:t>
+        <w:contextualSpacing/>
+        <w:jc w:val="both"/>
+        <w:rPr>
+          <w:kern w:val="0"/>
+          <w14:ligatures w14:val="none"/>
+        </w:rPr>
+      </w:pPr>
+      <w:r>
+        <w:rPr>
+          <w:kern w:val="0"/>
+          <w14:ligatures w14:val="none"/>
+        </w:rPr>
+        <w:t>Como desarrollador, quiero que el sistema esté diseñado con módulos independientes, para que pueda añadir nuevas funcionalidades sin afectar a las existentes.</w:t>
       </w:r>
     </w:p>
     <w:p>
       <w:pPr>
         <w:numPr>
           <w:ilvl w:val="0"/>
-          <w:numId w:val="5"/>
+          <w:numId w:val="12"/>
         </w:numPr>
-      </w:pPr>
-      <w:r>
-        <w:rPr>
-          <w:b/>
-          <w:bCs/>
-        </w:rPr>
-        <w:t>Historia de Usuario: Validación de datos antes de almacenar</w:t>
+        <w:contextualSpacing/>
+        <w:jc w:val="both"/>
+        <w:rPr>
+          <w:b/>
+          <w:kern w:val="0"/>
+          <w14:ligatures w14:val="none"/>
+        </w:rPr>
+      </w:pPr>
+      <w:r>
+        <w:rPr>
+          <w:b/>
+          <w:kern w:val="0"/>
+          <w14:ligatures w14:val="none"/>
+        </w:rPr>
+        <w:t>Historia de usuario 2:</w:t>
       </w:r>
     </w:p>
     <w:p>
       <w:pPr>
         <w:numPr>
           <w:ilvl w:val="1"/>
-          <w:numId w:val="5"/>
+          <w:numId w:val="17"/>
         </w:numPr>
-      </w:pPr>
-      <w:r>
-        <w:t>El sistema debe validar los datos antes de almacenarlos (revisar que no haya valores faltantes, formatos incorrectos, etc.), para asegurar que los datos almacenados sean correctos y completos.</w:t>
-      </w:r>
-    </w:p>
-    <w:p/>
-    <w:p/>
-    <w:p/>
-    <w:p/>
-    <w:p/>
-    <w:p>
-      <w:pPr>
-        <w:rPr>
-          <w:b/>
-          <w:bCs/>
-        </w:rPr>
-      </w:pPr>
-      <w:r>
-        <w:rPr>
-          <w:b/>
-          <w:bCs/>
-        </w:rPr>
-        <w:lastRenderedPageBreak/>
-        <w:t>Épica 4: Dashboards y visualización de datos</w:t>
-      </w:r>
-    </w:p>
-    <w:p>
-      <w:r>
-        <w:t>El usuario deberá poder visualizar y analizar los datos extraídos de portales web para obtener insights útiles.</w:t>
-      </w:r>
-    </w:p>
-    <w:p>
-      <w:r>
-        <w:rPr>
-          <w:b/>
-          <w:bCs/>
-        </w:rPr>
-        <w:t>Historias de usuario derivadas:</w:t>
-      </w:r>
-    </w:p>
-    <w:p>
-      <w:pPr>
-        <w:numPr>
-          <w:ilvl w:val="0"/>
-          <w:numId w:val="9"/>
-        </w:numPr>
-        <w:rPr>
-          <w:b/>
-          <w:bCs/>
-        </w:rPr>
-      </w:pPr>
-      <w:r>
-        <w:rPr>
-          <w:b/>
-          <w:bCs/>
-        </w:rPr>
-        <w:t>Historia de Usuario: Creación de dashboards accesibles desde un portal web</w:t>
-      </w:r>
-    </w:p>
-    <w:p>
-      <w:pPr>
-        <w:numPr>
-          <w:ilvl w:val="1"/>
-          <w:numId w:val="9"/>
-        </w:numPr>
-      </w:pPr>
-      <w:r>
-        <w:t>Quiero que los datos extraídos se presenten a través de dashboards accesibles desde un portal web, para poder visualizar y analizar la información de manera efectiva.</w:t>
-      </w:r>
-    </w:p>
-    <w:p>
-      <w:pPr>
-        <w:numPr>
-          <w:ilvl w:val="0"/>
-          <w:numId w:val="9"/>
-        </w:numPr>
-        <w:rPr>
-          <w:b/>
-          <w:bCs/>
-        </w:rPr>
-      </w:pPr>
-      <w:r>
-        <w:rPr>
-          <w:b/>
-          <w:bCs/>
-        </w:rPr>
-        <w:t>Historia de Usuario: Interacción intuitiva con los dashboards</w:t>
-      </w:r>
-    </w:p>
-    <w:p>
-      <w:pPr>
-        <w:numPr>
-          <w:ilvl w:val="1"/>
-          <w:numId w:val="9"/>
-        </w:numPr>
-      </w:pPr>
-      <w:r>
-        <w:t>Quiero poder interactuar con los dashboards para filtrar, ordenar y exportar datos fácilmente, de modo que pueda obtener información personalizada para mis necesidades.</w:t>
-      </w:r>
-    </w:p>
-    <w:p>
-      <w:pPr>
-        <w:numPr>
-          <w:ilvl w:val="0"/>
-          <w:numId w:val="9"/>
-        </w:numPr>
-        <w:rPr>
-          <w:b/>
-          <w:bCs/>
-        </w:rPr>
-      </w:pPr>
-      <w:r>
-        <w:rPr>
-          <w:b/>
-          <w:bCs/>
-        </w:rPr>
-        <w:t>Historia de Usuario: Actualización automática de los dashboards</w:t>
-      </w:r>
-    </w:p>
-    <w:p>
-      <w:pPr>
-        <w:numPr>
-          <w:ilvl w:val="1"/>
-          <w:numId w:val="9"/>
-        </w:numPr>
-      </w:pPr>
-      <w:r>
-        <w:t>Quiero que los dashboards se actualicen automáticamente cuando se extraen nuevos datos, para tener siempre la información más reciente sin necesidad de realizar actualizaciones manuales.</w:t>
-      </w:r>
-    </w:p>
-    <w:p>
-      <w:pPr>
-        <w:numPr>
-          <w:ilvl w:val="0"/>
-          <w:numId w:val="9"/>
-        </w:numPr>
-        <w:rPr>
-          <w:b/>
-          <w:bCs/>
-        </w:rPr>
-      </w:pPr>
-      <w:r>
-        <w:rPr>
-          <w:b/>
-          <w:bCs/>
-        </w:rPr>
-        <w:t>Historia de Usuario: Acceso seguro a los dashboards</w:t>
-      </w:r>
-    </w:p>
-    <w:p>
-      <w:pPr>
-        <w:numPr>
-          <w:ilvl w:val="1"/>
-          <w:numId w:val="9"/>
-        </w:numPr>
-      </w:pPr>
-      <w:r>
-        <w:t>Quiero acceder a los dashboards a través de un sistema de autenticación seguro, para garantizar que solo los usuarios autorizados pueden ver la información.</w:t>
-      </w:r>
-    </w:p>
-    <w:p>
-      <w:pPr>
-        <w:numPr>
-          <w:ilvl w:val="0"/>
-          <w:numId w:val="9"/>
-        </w:numPr>
-        <w:rPr>
-          <w:b/>
-          <w:bCs/>
-        </w:rPr>
-      </w:pPr>
-      <w:r>
-        <w:rPr>
-          <w:b/>
-          <w:bCs/>
-        </w:rPr>
-        <w:t>Historia de Usuario: Compatibilidad multiplataforma para los dashboards</w:t>
-      </w:r>
-    </w:p>
-    <w:p>
-      <w:pPr>
-        <w:numPr>
-          <w:ilvl w:val="1"/>
-          <w:numId w:val="9"/>
-        </w:numPr>
-      </w:pPr>
-      <w:r>
-        <w:t>Quiero que los dashboards sean accesibles desde diferentes dispositivos y navegadores, para poder consultar la información en cualquier momento y lugar.</w:t>
-      </w:r>
-    </w:p>
-    <w:p>
-      <w:pPr>
-        <w:rPr>
-          <w:b/>
-          <w:bCs/>
-        </w:rPr>
-      </w:pPr>
-      <w:r>
-        <w:rPr>
-          <w:b/>
-          <w:bCs/>
-        </w:rPr>
-        <w:t>Épica 5: Interacción con IA generativa</w:t>
-      </w:r>
-    </w:p>
-    <w:p>
-      <w:r>
-        <w:t>El usuario podrá interactuar con un modelo de IA generativa para obtener insights y recomendaciones a partir de los datos extraídos.</w:t>
-      </w:r>
-    </w:p>
-    <w:p>
-      <w:r>
-        <w:rPr>
-          <w:b/>
-          <w:bCs/>
-        </w:rPr>
-        <w:t>Historias de usuario derivadas:</w:t>
-      </w:r>
-    </w:p>
-    <w:p>
-      <w:pPr>
-        <w:numPr>
-          <w:ilvl w:val="0"/>
-          <w:numId w:val="10"/>
-        </w:numPr>
-        <w:rPr>
-          <w:b/>
-          <w:bCs/>
-        </w:rPr>
-      </w:pPr>
-      <w:r>
-        <w:rPr>
-          <w:b/>
-          <w:bCs/>
-        </w:rPr>
-        <w:t>Historia de Usuario: Interacción con un modelo de IA generativa</w:t>
-      </w:r>
-    </w:p>
-    <w:p>
-      <w:pPr>
-        <w:numPr>
-          <w:ilvl w:val="1"/>
-          <w:numId w:val="10"/>
-        </w:numPr>
-      </w:pPr>
-      <w:r>
-        <w:t>Quiero que el sistema me permita interactuar con un modelo de IA generativa, para obtener insights sobre los datos almacenados y descubrir patrones o recomendaciones útiles.</w:t>
-      </w:r>
-    </w:p>
-    <w:p>
-      <w:pPr>
-        <w:numPr>
-          <w:ilvl w:val="0"/>
-          <w:numId w:val="10"/>
-        </w:numPr>
-        <w:rPr>
-          <w:b/>
-          <w:bCs/>
-        </w:rPr>
-      </w:pPr>
-      <w:r>
-        <w:rPr>
-          <w:b/>
-          <w:bCs/>
-        </w:rPr>
-        <w:t>Historia de Usuario: Sugerencias de análisis basadas en IA</w:t>
-      </w:r>
-    </w:p>
-    <w:p>
-      <w:pPr>
-        <w:numPr>
-          <w:ilvl w:val="1"/>
-          <w:numId w:val="10"/>
-        </w:numPr>
-      </w:pPr>
-      <w:r>
-        <w:t>Quiero que el modelo de IA me sugiera automáticamente patrones o áreas de interés en los datos, para acelerar mi análisis y descubrir información relevante más rápidamente.</w:t>
-      </w:r>
-    </w:p>
-    <w:p>
-      <w:pPr>
-        <w:numPr>
-          <w:ilvl w:val="0"/>
-          <w:numId w:val="10"/>
-        </w:numPr>
-        <w:rPr>
-          <w:b/>
-          <w:bCs/>
-        </w:rPr>
-      </w:pPr>
-      <w:r>
-        <w:rPr>
-          <w:b/>
-          <w:bCs/>
-        </w:rPr>
-        <w:lastRenderedPageBreak/>
-        <w:t>Historia de Usuario: Generación de informes automáticos</w:t>
-      </w:r>
-    </w:p>
-    <w:p>
-      <w:pPr>
-        <w:numPr>
-          <w:ilvl w:val="1"/>
-          <w:numId w:val="10"/>
-        </w:numPr>
-      </w:pPr>
-      <w:r>
-        <w:t>Quiero que el sistema genere informes automáticos con los resultados proporcionados por la IA, para que pueda compartir y presentar fácilmente los insights obtenidos.</w:t>
-      </w:r>
-    </w:p>
-    <w:p>
-      <w:pPr>
-        <w:numPr>
-          <w:ilvl w:val="0"/>
-          <w:numId w:val="10"/>
-        </w:numPr>
-        <w:rPr>
-          <w:b/>
-          <w:bCs/>
-        </w:rPr>
-      </w:pPr>
-      <w:r>
-        <w:rPr>
-          <w:b/>
-          <w:bCs/>
-        </w:rPr>
-        <w:t>Historia de Usuario: Personalización de las consultas al modelo de IA</w:t>
-      </w:r>
-    </w:p>
-    <w:p>
-      <w:pPr>
-        <w:numPr>
-          <w:ilvl w:val="1"/>
-          <w:numId w:val="10"/>
-        </w:numPr>
-      </w:pPr>
-      <w:r>
-        <w:t>Quiero personalizar las consultas que hago al modelo de IA, para recibir respuestas más precisas según mis necesidades específicas de análisis.</w:t>
-      </w:r>
-    </w:p>
-    <w:p>
-      <w:pPr>
-        <w:numPr>
-          <w:ilvl w:val="0"/>
-          <w:numId w:val="10"/>
-        </w:numPr>
-        <w:rPr>
-          <w:b/>
-          <w:bCs/>
-        </w:rPr>
-      </w:pPr>
-      <w:r>
-        <w:rPr>
-          <w:b/>
-          <w:bCs/>
-        </w:rPr>
-        <w:t>Historia de Usuario: Exportación de los resultados generados por IA</w:t>
-      </w:r>
-    </w:p>
-    <w:p>
-      <w:pPr>
-        <w:numPr>
-          <w:ilvl w:val="1"/>
-          <w:numId w:val="10"/>
-        </w:numPr>
-      </w:pPr>
-      <w:r>
-        <w:t>Quiero poder exportar los resultados generados por la IA en diferentes formatos, como PDF o CSV, para integrarlos en otros sistemas o presentarlos en reportes.</w:t>
-      </w:r>
-    </w:p>
-    <w:p/>
-    <w:p>
-      <w:pPr>
-        <w:rPr>
-          <w:b/>
-          <w:bCs/>
-        </w:rPr>
-      </w:pPr>
-      <w:r>
-        <w:rPr>
-          <w:b/>
-          <w:bCs/>
-        </w:rPr>
-        <w:t>Épica 6: Escalabilidad y arquitectura del sistema</w:t>
-      </w:r>
-    </w:p>
-    <w:p>
-      <w:r>
-        <w:t>El sistema debe de ser escalable para manejar la información de múltiples portales y soportar la integración con nuevas fuentes de datos en el futuro.</w:t>
-      </w:r>
-    </w:p>
-    <w:p>
-      <w:r>
-        <w:rPr>
-          <w:b/>
-          <w:bCs/>
-        </w:rPr>
-        <w:t>Historias de usuario derivadas:</w:t>
-      </w:r>
-    </w:p>
-    <w:p>
-      <w:pPr>
-        <w:numPr>
-          <w:ilvl w:val="0"/>
-          <w:numId w:val="11"/>
-        </w:numPr>
-        <w:rPr>
-          <w:b/>
-          <w:bCs/>
-        </w:rPr>
-      </w:pPr>
-      <w:r>
-        <w:rPr>
-          <w:b/>
-          <w:bCs/>
-        </w:rPr>
-        <w:t>Historia de Usuario: Escalabilidad del sistema</w:t>
-      </w:r>
-    </w:p>
-    <w:p>
-      <w:pPr>
-        <w:numPr>
-          <w:ilvl w:val="1"/>
-          <w:numId w:val="11"/>
-        </w:numPr>
-      </w:pPr>
-      <w:r>
-        <w:t>Quiero que el sistema sea escalable para manejar la información de múltiples portales, de modo que pueda integrarse fácilmente con nuevas fuentes de datos en el futuro.</w:t>
-      </w:r>
-    </w:p>
-    <w:p>
-      <w:pPr>
-        <w:numPr>
-          <w:ilvl w:val="0"/>
-          <w:numId w:val="11"/>
-        </w:numPr>
-        <w:rPr>
-          <w:b/>
-          <w:bCs/>
-        </w:rPr>
-      </w:pPr>
-      <w:r>
-        <w:rPr>
-          <w:b/>
-          <w:bCs/>
-        </w:rPr>
-        <w:t>Historia de Usuario: Soporte para múltiples fuentes de datos</w:t>
-      </w:r>
-    </w:p>
-    <w:p>
-      <w:pPr>
-        <w:numPr>
-          <w:ilvl w:val="1"/>
-          <w:numId w:val="11"/>
-        </w:numPr>
-      </w:pPr>
-      <w:r>
-        <w:t>Quiero que el sistema sea capaz de integrar múltiples fuentes de datos, para poder recopilar información desde diferentes portales y consolidarla en un solo lugar.</w:t>
-      </w:r>
-    </w:p>
-    <w:p>
-      <w:pPr>
-        <w:numPr>
-          <w:ilvl w:val="0"/>
-          <w:numId w:val="11"/>
-        </w:numPr>
-        <w:rPr>
-          <w:b/>
-          <w:bCs/>
-        </w:rPr>
-      </w:pPr>
-      <w:r>
-        <w:rPr>
-          <w:b/>
-          <w:bCs/>
-        </w:rPr>
-        <w:t>Historia de Usuario: Gestión de grandes volúmenes de datos</w:t>
-      </w:r>
-    </w:p>
-    <w:p>
-      <w:pPr>
-        <w:numPr>
-          <w:ilvl w:val="1"/>
-          <w:numId w:val="11"/>
-        </w:numPr>
-      </w:pPr>
-      <w:r>
-        <w:t>Quiero que la base de datos sea capaz de manejar grandes volúmenes de información sin pérdida de rendimiento, para asegurar la eficiencia del sistema con el tiempo.</w:t>
-      </w:r>
-    </w:p>
-    <w:p>
-      <w:pPr>
-        <w:numPr>
-          <w:ilvl w:val="0"/>
-          <w:numId w:val="11"/>
-        </w:numPr>
-        <w:rPr>
-          <w:b/>
-          <w:bCs/>
-        </w:rPr>
-      </w:pPr>
-      <w:r>
-        <w:rPr>
-          <w:b/>
-          <w:bCs/>
-        </w:rPr>
-        <w:t>Historia de Usuario: Monitoreo y ajuste del rendimiento del sistema</w:t>
-      </w:r>
-    </w:p>
-    <w:p>
-      <w:pPr>
-        <w:numPr>
-          <w:ilvl w:val="1"/>
-          <w:numId w:val="11"/>
-        </w:numPr>
-      </w:pPr>
-      <w:r>
-        <w:t>Quiero que el sistema permita monitorear el rendimiento y realizar ajustes, para asegurar que sigue funcionando eficientemente a medida que crece la cantidad de datos y usuarios.</w:t>
-      </w:r>
-    </w:p>
-    <w:p>
-      <w:pPr>
-        <w:numPr>
-          <w:ilvl w:val="0"/>
-          <w:numId w:val="11"/>
-        </w:numPr>
-        <w:rPr>
-          <w:b/>
-          <w:bCs/>
-        </w:rPr>
-      </w:pPr>
-      <w:r>
-        <w:rPr>
-          <w:b/>
-          <w:bCs/>
-        </w:rPr>
-        <w:t>Historia de Usuario: Escalabilidad horizontal</w:t>
-      </w:r>
-    </w:p>
-    <w:p>
-      <w:pPr>
-        <w:numPr>
-          <w:ilvl w:val="1"/>
-          <w:numId w:val="11"/>
-        </w:numPr>
-        <w:rPr>
-          <w:b/>
-          <w:bCs/>
-        </w:rPr>
-      </w:pPr>
-      <w:r>
-        <w:t>Quiero que el sistema soporte la escalabilidad horizontal, para poder añadir más servidores sin afectar el rendimiento general del sistema.</w:t>
-      </w:r>
-    </w:p>
-    <w:p>
-      <w:pPr>
-        <w:rPr>
-          <w:b/>
-          <w:bCs/>
-        </w:rPr>
-      </w:pPr>
+        <w:contextualSpacing/>
+        <w:jc w:val="both"/>
+        <w:rPr>
+          <w:kern w:val="0"/>
+          <w14:ligatures w14:val="none"/>
+        </w:rPr>
+      </w:pPr>
+      <w:r>
+        <w:rPr>
+          <w:kern w:val="0"/>
+          <w14:ligatures w14:val="none"/>
+        </w:rPr>
+        <w:t>Como desarrollador, quiero que cada módulo del sistema tenga una interfaz clara y bien definida, para facilitar la integración y el mantenimiento.</w:t>
+      </w:r>
+    </w:p>
+    <w:p>
       <w:bookmarkStart w:id="0" w:name="_GoBack"/>
       <w:bookmarkEnd w:id="0"/>
-      <w:r>
-        <w:rPr>
-          <w:b/>
-          <w:bCs/>
-        </w:rPr>
-        <w:lastRenderedPageBreak/>
-        <w:t>Épica 7: Seguridad y control de acceso a dashboards</w:t>
-      </w:r>
-    </w:p>
-    <w:p>
-      <w:r>
-        <w:t>El sistema debe implementar mecanismos de seguridad que aseguren que solo usuarios autorizados puedan acceder a los dashboards y sus datos, protegiendo la información sensible del sistema.</w:t>
-      </w:r>
-    </w:p>
-    <w:p>
-      <w:r>
-        <w:rPr>
-          <w:b/>
-          <w:bCs/>
-        </w:rPr>
-        <w:t>Historias de usuario derivadas:</w:t>
-      </w:r>
-    </w:p>
-    <w:p>
-      <w:pPr>
-        <w:numPr>
-          <w:ilvl w:val="0"/>
-          <w:numId w:val="6"/>
-        </w:numPr>
-      </w:pPr>
-      <w:r>
-        <w:rPr>
-          <w:b/>
-          <w:bCs/>
-        </w:rPr>
-        <w:t>Historia de Usuario: Control de acceso para dashboards</w:t>
-      </w:r>
-    </w:p>
-    <w:p>
-      <w:pPr>
-        <w:numPr>
-          <w:ilvl w:val="1"/>
-          <w:numId w:val="6"/>
-        </w:numPr>
-      </w:pPr>
-      <w:r>
-        <w:t>Como administrador, quiero que el sistema implemente control de acceso a los dashboards, de modo que solo usuarios autorizados puedan ver o interactuar con los datos.</w:t>
-      </w:r>
-    </w:p>
-    <w:p>
-      <w:pPr>
-        <w:numPr>
-          <w:ilvl w:val="0"/>
-          <w:numId w:val="6"/>
-        </w:numPr>
-      </w:pPr>
-      <w:r>
-        <w:rPr>
-          <w:b/>
-          <w:bCs/>
-        </w:rPr>
-        <w:t>Historia de Usuario: Gestión de roles y permisos</w:t>
-      </w:r>
-    </w:p>
-    <w:p>
-      <w:pPr>
-        <w:numPr>
-          <w:ilvl w:val="1"/>
-          <w:numId w:val="6"/>
-        </w:numPr>
-      </w:pPr>
-      <w:r>
-        <w:t>El sistema debe permitir la configuración de roles y permisos específicos para que los usuarios solo accedan a las áreas que les correspondan según su perfil.</w:t>
-      </w:r>
-    </w:p>
-    <w:p>
-      <w:pPr>
-        <w:numPr>
-          <w:ilvl w:val="0"/>
-          <w:numId w:val="6"/>
-        </w:numPr>
-      </w:pPr>
-      <w:r>
-        <w:rPr>
-          <w:b/>
-          <w:bCs/>
-        </w:rPr>
-        <w:t>Historia de Usuario: Integración con sistemas de autenticación</w:t>
-      </w:r>
-    </w:p>
-    <w:p>
-      <w:pPr>
-        <w:numPr>
-          <w:ilvl w:val="1"/>
-          <w:numId w:val="6"/>
-        </w:numPr>
-      </w:pPr>
-      <w:r>
-        <w:t xml:space="preserve">El sistema debe integrarse con mecanismos de autenticación como OAuth, LDAP o Active </w:t>
-      </w:r>
-      <w:proofErr w:type="spellStart"/>
-      <w:r>
-        <w:t>Directory</w:t>
-      </w:r>
-      <w:proofErr w:type="spellEnd"/>
-      <w:r>
-        <w:t>, para gestionar de manera eficiente los accesos y garantizar la seguridad de la información.</w:t>
-      </w:r>
-    </w:p>
-    <w:p>
-      <w:pPr>
-        <w:numPr>
-          <w:ilvl w:val="0"/>
-          <w:numId w:val="6"/>
-        </w:numPr>
-      </w:pPr>
-      <w:r>
-        <w:rPr>
-          <w:b/>
-          <w:bCs/>
-        </w:rPr>
-        <w:t>Historia de Usuario: Auditoría de accesos</w:t>
-      </w:r>
-    </w:p>
-    <w:p>
-      <w:pPr>
-        <w:numPr>
-          <w:ilvl w:val="1"/>
-          <w:numId w:val="6"/>
-        </w:numPr>
-      </w:pPr>
-      <w:r>
-        <w:t>El sistema debe registrar todas las acciones de acceso a los dashboards, permitiendo generar informes de auditoría que ayuden a identificar accesos indebidos o fallos de seguridad.</w:t>
-      </w:r>
-    </w:p>
-    <w:p>
-      <w:pPr>
-        <w:numPr>
-          <w:ilvl w:val="0"/>
-          <w:numId w:val="6"/>
-        </w:numPr>
-      </w:pPr>
-      <w:r>
-        <w:rPr>
-          <w:b/>
-          <w:bCs/>
-        </w:rPr>
-        <w:t>Historia de Usuario: Notificación de accesos no autorizados</w:t>
-      </w:r>
-    </w:p>
-    <w:p>
-      <w:pPr>
-        <w:numPr>
-          <w:ilvl w:val="1"/>
-          <w:numId w:val="6"/>
-        </w:numPr>
-      </w:pPr>
-      <w:r>
-        <w:t>En caso de intentos de acceso no autorizados, el sistema debe notificar al administrador a través de correo electrónico o alertas en el sistema, para intervenir oportunamente.</w:t>
-      </w:r>
-    </w:p>
-    <w:p/>
-    <w:p/>
-    <w:p/>
-    <w:p/>
-    <w:p/>
-    <w:p/>
-    <w:p/>
-    <w:p/>
-    <w:p/>
-    <w:p>
-      <w:pPr>
-        <w:rPr>
-          <w:b/>
-          <w:bCs/>
-        </w:rPr>
-      </w:pPr>
-      <w:r>
-        <w:rPr>
-          <w:b/>
-          <w:bCs/>
-        </w:rPr>
-        <w:lastRenderedPageBreak/>
-        <w:t xml:space="preserve">Épica </w:t>
-      </w:r>
-      <w:r>
-        <w:rPr>
-          <w:b/>
-          <w:bCs/>
-        </w:rPr>
-        <w:t>8</w:t>
-      </w:r>
-      <w:r>
-        <w:rPr>
-          <w:b/>
-          <w:bCs/>
-        </w:rPr>
-        <w:t>: Interfaz de usuario amigable y personalizable para dashboards</w:t>
-      </w:r>
-    </w:p>
-    <w:p>
-      <w:r>
-        <w:t>El sistema debe proporcionar una interfaz web intuitiva y fácil de usar para los usuarios finales, permitiendo la personalización de los dashboards para que se adapten a las preferencias y necesidades de visualización de cada usuario.</w:t>
-      </w:r>
-    </w:p>
-    <w:p>
-      <w:r>
-        <w:rPr>
-          <w:b/>
-          <w:bCs/>
-        </w:rPr>
-        <w:t>Historias de usuario derivadas:</w:t>
-      </w:r>
-    </w:p>
-    <w:p>
-      <w:pPr>
-        <w:numPr>
-          <w:ilvl w:val="0"/>
-          <w:numId w:val="7"/>
-        </w:numPr>
-      </w:pPr>
-      <w:r>
-        <w:rPr>
-          <w:b/>
-          <w:bCs/>
-        </w:rPr>
-        <w:t>Historia de Usuario: Interfaz amigable para dashboards</w:t>
-      </w:r>
-    </w:p>
-    <w:p>
-      <w:pPr>
-        <w:numPr>
-          <w:ilvl w:val="1"/>
-          <w:numId w:val="7"/>
-        </w:numPr>
-      </w:pPr>
-      <w:r>
-        <w:t>Como usuario final, quiero que la interfaz del portal web sea amigable para que pueda navegar y acceder a los datos fácilmente sin necesidad de conocimientos técnicos avanzados.</w:t>
-      </w:r>
-    </w:p>
-    <w:p>
-      <w:pPr>
-        <w:numPr>
-          <w:ilvl w:val="0"/>
-          <w:numId w:val="7"/>
-        </w:numPr>
-      </w:pPr>
-      <w:r>
-        <w:rPr>
-          <w:b/>
-          <w:bCs/>
-        </w:rPr>
-        <w:t>Historia de Usuario: Personalización de dashboards</w:t>
-      </w:r>
-    </w:p>
-    <w:p>
-      <w:pPr>
-        <w:numPr>
-          <w:ilvl w:val="1"/>
-          <w:numId w:val="7"/>
-        </w:numPr>
-      </w:pPr>
-      <w:r>
-        <w:t xml:space="preserve">El sistema debe permitir la personalización de los dashboards (cambio de </w:t>
-      </w:r>
-      <w:proofErr w:type="spellStart"/>
-      <w:r>
-        <w:t>layout</w:t>
-      </w:r>
-      <w:proofErr w:type="spellEnd"/>
-      <w:r>
-        <w:t>, colores, tipos de gráficos, filtros) para que cada usuario pueda visualizar la información de la manera más clara posible.</w:t>
-      </w:r>
-    </w:p>
-    <w:p>
-      <w:pPr>
-        <w:numPr>
-          <w:ilvl w:val="0"/>
-          <w:numId w:val="7"/>
-        </w:numPr>
-      </w:pPr>
-      <w:r>
-        <w:rPr>
-          <w:b/>
-          <w:bCs/>
-        </w:rPr>
-        <w:t>Historia de Usuario: Guardado de preferencias de personalización</w:t>
-      </w:r>
-    </w:p>
-    <w:p>
-      <w:pPr>
-        <w:numPr>
-          <w:ilvl w:val="1"/>
-          <w:numId w:val="7"/>
-        </w:numPr>
-      </w:pPr>
-      <w:r>
-        <w:t>El sistema debe guardar las preferencias de personalización de cada usuario para que, al volver a iniciar sesión, los dashboards mantengan la misma configuración seleccionada previamente.</w:t>
-      </w:r>
-    </w:p>
-    <w:p>
-      <w:pPr>
-        <w:numPr>
-          <w:ilvl w:val="0"/>
-          <w:numId w:val="7"/>
-        </w:numPr>
-      </w:pPr>
-      <w:r>
-        <w:rPr>
-          <w:b/>
-          <w:bCs/>
-        </w:rPr>
-        <w:t>Historia de Usuario: Opciones predefinidas de personalización</w:t>
-      </w:r>
-    </w:p>
-    <w:p>
-      <w:pPr>
-        <w:numPr>
-          <w:ilvl w:val="1"/>
-          <w:numId w:val="7"/>
-        </w:numPr>
-      </w:pPr>
-      <w:r>
-        <w:t>El sistema debe ofrecer opciones de personalización predefinidas para usuarios que no deseen configurar los dashboards desde cero, agilizando el proceso de adaptación.</w:t>
-      </w:r>
-    </w:p>
-    <w:p>
-      <w:pPr>
-        <w:numPr>
-          <w:ilvl w:val="0"/>
-          <w:numId w:val="7"/>
-        </w:numPr>
-      </w:pPr>
-      <w:r>
-        <w:rPr>
-          <w:b/>
-          <w:bCs/>
-        </w:rPr>
-        <w:t>Historia de Usuario: Soporte para dispositivos móviles</w:t>
-      </w:r>
-    </w:p>
-    <w:p>
-      <w:pPr>
-        <w:numPr>
-          <w:ilvl w:val="1"/>
-          <w:numId w:val="7"/>
-        </w:numPr>
-      </w:pPr>
-      <w:r>
-        <w:t>El sistema debe adaptar la interfaz de usuario para ser amigable y funcional en dispositivos móviles (</w:t>
-      </w:r>
-      <w:proofErr w:type="spellStart"/>
-      <w:r>
-        <w:t>responsive</w:t>
-      </w:r>
-      <w:proofErr w:type="spellEnd"/>
-      <w:r>
-        <w:t xml:space="preserve"> </w:t>
-      </w:r>
-      <w:proofErr w:type="spellStart"/>
-      <w:r>
-        <w:t>design</w:t>
-      </w:r>
-      <w:proofErr w:type="spellEnd"/>
-      <w:r>
-        <w:t>), para que los usuarios puedan acceder a los dashboards desde cualquier dispositivo.</w:t>
-      </w:r>
-    </w:p>
-    <w:p/>
-    <w:p/>
-    <w:p/>
-    <w:p/>
-    <w:p/>
-    <w:p/>
-    <w:p/>
-    <w:p/>
-    <w:p>
-      <w:pPr>
-        <w:rPr>
-          <w:b/>
-          <w:bCs/>
-        </w:rPr>
-      </w:pPr>
-      <w:r>
-        <w:rPr>
-          <w:b/>
-          <w:bCs/>
-        </w:rPr>
-        <w:lastRenderedPageBreak/>
-        <w:t xml:space="preserve">Épica </w:t>
-      </w:r>
-      <w:r>
-        <w:rPr>
-          <w:b/>
-          <w:bCs/>
-        </w:rPr>
-        <w:t>9</w:t>
-      </w:r>
-      <w:r>
-        <w:rPr>
-          <w:b/>
-          <w:bCs/>
-        </w:rPr>
-        <w:t>: Modularidad del sistema</w:t>
-      </w:r>
-    </w:p>
-    <w:p>
-      <w:r>
-        <w:t>El sistema debe ser modular, permitiendo la adición de nuevos portales de competidores y funcionalidades sin afectar el rendimiento o la arquitectura existente.</w:t>
-      </w:r>
-    </w:p>
-    <w:p>
-      <w:r>
-        <w:rPr>
-          <w:b/>
-          <w:bCs/>
-        </w:rPr>
-        <w:t>Historias de usuario derivadas:</w:t>
-      </w:r>
-    </w:p>
-    <w:p>
-      <w:pPr>
-        <w:numPr>
-          <w:ilvl w:val="0"/>
-          <w:numId w:val="8"/>
-        </w:numPr>
-      </w:pPr>
-      <w:r>
-        <w:rPr>
-          <w:b/>
-          <w:bCs/>
-        </w:rPr>
-        <w:t>Historia de Usuario: Sistema modular para nuevos portales</w:t>
-      </w:r>
-    </w:p>
-    <w:p>
-      <w:pPr>
-        <w:numPr>
-          <w:ilvl w:val="1"/>
-          <w:numId w:val="8"/>
-        </w:numPr>
-      </w:pPr>
-      <w:r>
-        <w:t>Como desarrollador, quiero que el sistema sea modular para poder añadir nuevos portales de competidores fácilmente, sin afectar el rendimiento o la estructura existente del sistema.</w:t>
-      </w:r>
-    </w:p>
-    <w:p>
-      <w:pPr>
-        <w:numPr>
-          <w:ilvl w:val="0"/>
-          <w:numId w:val="8"/>
-        </w:numPr>
-      </w:pPr>
-      <w:r>
-        <w:rPr>
-          <w:b/>
-          <w:bCs/>
-        </w:rPr>
-        <w:t>Historia de Usuario: Aislamiento de módulos</w:t>
-      </w:r>
-    </w:p>
-    <w:p>
-      <w:pPr>
-        <w:numPr>
-          <w:ilvl w:val="1"/>
-          <w:numId w:val="8"/>
-        </w:numPr>
-      </w:pPr>
-      <w:r>
-        <w:t>El sistema debe aislar cada módulo de forma que se puedan agregar, actualizar o eliminar sin causar interferencias o fallas en el sistema principal.</w:t>
-      </w:r>
-    </w:p>
-    <w:p>
-      <w:pPr>
-        <w:numPr>
-          <w:ilvl w:val="0"/>
-          <w:numId w:val="8"/>
-        </w:numPr>
-      </w:pPr>
-      <w:r>
-        <w:rPr>
-          <w:b/>
-          <w:bCs/>
-        </w:rPr>
-        <w:t>Historia de Usuario: Desempeño estable con módulos adicionales</w:t>
-      </w:r>
-    </w:p>
-    <w:p>
-      <w:pPr>
-        <w:numPr>
-          <w:ilvl w:val="1"/>
-          <w:numId w:val="8"/>
-        </w:numPr>
-      </w:pPr>
-      <w:r>
-        <w:t>El sistema debe asegurar que, al añadir nuevos módulos, el rendimiento y la estabilidad general no se vean comprometidos, garantizando una operación fluida.</w:t>
-      </w:r>
-    </w:p>
-    <w:p>
-      <w:pPr>
-        <w:numPr>
-          <w:ilvl w:val="0"/>
-          <w:numId w:val="8"/>
-        </w:numPr>
-      </w:pPr>
-      <w:r>
-        <w:rPr>
-          <w:b/>
-          <w:bCs/>
-        </w:rPr>
-        <w:t xml:space="preserve">Historia de Usuario: Integración de </w:t>
-      </w:r>
-      <w:proofErr w:type="spellStart"/>
-      <w:r>
-        <w:rPr>
-          <w:b/>
-          <w:bCs/>
-        </w:rPr>
-        <w:t>APIs</w:t>
-      </w:r>
-      <w:proofErr w:type="spellEnd"/>
-      <w:r>
-        <w:rPr>
-          <w:b/>
-          <w:bCs/>
-        </w:rPr>
-        <w:t xml:space="preserve"> modulares</w:t>
-      </w:r>
-    </w:p>
-    <w:p>
-      <w:pPr>
-        <w:numPr>
-          <w:ilvl w:val="1"/>
-          <w:numId w:val="8"/>
-        </w:numPr>
-      </w:pPr>
-      <w:r>
-        <w:t xml:space="preserve">El sistema debe permitir que nuevos módulos se integren a través de </w:t>
-      </w:r>
-      <w:proofErr w:type="spellStart"/>
-      <w:r>
-        <w:t>APIs</w:t>
-      </w:r>
-      <w:proofErr w:type="spellEnd"/>
-      <w:r>
-        <w:t xml:space="preserve"> definidas, facilitando la expansión de funcionalidades sin modificar el código base.</w:t>
-      </w:r>
-    </w:p>
-    <w:p>
-      <w:pPr>
-        <w:numPr>
-          <w:ilvl w:val="0"/>
-          <w:numId w:val="8"/>
-        </w:numPr>
-      </w:pPr>
-      <w:r>
-        <w:rPr>
-          <w:b/>
-          <w:bCs/>
-        </w:rPr>
-        <w:t>Historia de Usuario: Pruebas automatizadas para nuevos módulos</w:t>
-      </w:r>
-    </w:p>
-    <w:p>
-      <w:pPr>
-        <w:numPr>
-          <w:ilvl w:val="1"/>
-          <w:numId w:val="8"/>
-        </w:numPr>
-      </w:pPr>
-      <w:r>
-        <w:t>El sistema debe incluir pruebas automatizadas para verificar que cada nuevo módulo funciona correctamente antes de ser implementado en producción, evitando errores que afecten a todo el sistema.</w:t>
-      </w:r>
-    </w:p>
-    <w:p/>
+    </w:p>
     <w:sectPr>
       <w:pgSz w:w="12240" w:h="15840"/>
       <w:pgMar w:top="1417" w:right="1701" w:bottom="1417" w:left="1701" w:header="708" w:footer="708" w:gutter="0"/>
@@ -2239,6 +1327,119 @@
     </w:lvl>
   </w:abstractNum>
   <w:abstractNum w:abstractNumId="2" w15:restartNumberingAfterBreak="0">
+    <w:nsid w:val="25EE545A"/>
+    <w:multiLevelType w:val="hybridMultilevel"/>
+    <w:tmpl w:val="9C424044"/>
+    <w:lvl w:ilvl="0" w:tplc="080A0001">
+      <w:start w:val="1"/>
+      <w:numFmt w:val="bullet"/>
+      <w:lvlText w:val=""/>
+      <w:lvlJc w:val="left"/>
+      <w:pPr>
+        <w:ind w:left="720" w:hanging="360"/>
+      </w:pPr>
+      <w:rPr>
+        <w:rFonts w:ascii="Symbol" w:hAnsi="Symbol" w:hint="default"/>
+      </w:rPr>
+    </w:lvl>
+    <w:lvl w:ilvl="1" w:tplc="080A0003">
+      <w:start w:val="1"/>
+      <w:numFmt w:val="bullet"/>
+      <w:lvlText w:val="o"/>
+      <w:lvlJc w:val="left"/>
+      <w:pPr>
+        <w:ind w:left="1440" w:hanging="360"/>
+      </w:pPr>
+      <w:rPr>
+        <w:rFonts w:ascii="Courier New" w:hAnsi="Courier New" w:cs="Courier New" w:hint="default"/>
+      </w:rPr>
+    </w:lvl>
+    <w:lvl w:ilvl="2" w:tplc="080A0005" w:tentative="1">
+      <w:start w:val="1"/>
+      <w:numFmt w:val="bullet"/>
+      <w:lvlText w:val=""/>
+      <w:lvlJc w:val="left"/>
+      <w:pPr>
+        <w:ind w:left="2160" w:hanging="360"/>
+      </w:pPr>
+      <w:rPr>
+        <w:rFonts w:ascii="Wingdings" w:hAnsi="Wingdings" w:hint="default"/>
+      </w:rPr>
+    </w:lvl>
+    <w:lvl w:ilvl="3" w:tplc="080A0001" w:tentative="1">
+      <w:start w:val="1"/>
+      <w:numFmt w:val="bullet"/>
+      <w:lvlText w:val=""/>
+      <w:lvlJc w:val="left"/>
+      <w:pPr>
+        <w:ind w:left="2880" w:hanging="360"/>
+      </w:pPr>
+      <w:rPr>
+        <w:rFonts w:ascii="Symbol" w:hAnsi="Symbol" w:hint="default"/>
+      </w:rPr>
+    </w:lvl>
+    <w:lvl w:ilvl="4" w:tplc="080A0003" w:tentative="1">
+      <w:start w:val="1"/>
+      <w:numFmt w:val="bullet"/>
+      <w:lvlText w:val="o"/>
+      <w:lvlJc w:val="left"/>
+      <w:pPr>
+        <w:ind w:left="3600" w:hanging="360"/>
+      </w:pPr>
+      <w:rPr>
+        <w:rFonts w:ascii="Courier New" w:hAnsi="Courier New" w:cs="Courier New" w:hint="default"/>
+      </w:rPr>
+    </w:lvl>
+    <w:lvl w:ilvl="5" w:tplc="080A0005" w:tentative="1">
+      <w:start w:val="1"/>
+      <w:numFmt w:val="bullet"/>
+      <w:lvlText w:val=""/>
+      <w:lvlJc w:val="left"/>
+      <w:pPr>
+        <w:ind w:left="4320" w:hanging="360"/>
+      </w:pPr>
+      <w:rPr>
+        <w:rFonts w:ascii="Wingdings" w:hAnsi="Wingdings" w:hint="default"/>
+      </w:rPr>
+    </w:lvl>
+    <w:lvl w:ilvl="6" w:tplc="080A0001" w:tentative="1">
+      <w:start w:val="1"/>
+      <w:numFmt w:val="bullet"/>
+      <w:lvlText w:val=""/>
+      <w:lvlJc w:val="left"/>
+      <w:pPr>
+        <w:ind w:left="5040" w:hanging="360"/>
+      </w:pPr>
+      <w:rPr>
+        <w:rFonts w:ascii="Symbol" w:hAnsi="Symbol" w:hint="default"/>
+      </w:rPr>
+    </w:lvl>
+    <w:lvl w:ilvl="7" w:tplc="080A0003" w:tentative="1">
+      <w:start w:val="1"/>
+      <w:numFmt w:val="bullet"/>
+      <w:lvlText w:val="o"/>
+      <w:lvlJc w:val="left"/>
+      <w:pPr>
+        <w:ind w:left="5760" w:hanging="360"/>
+      </w:pPr>
+      <w:rPr>
+        <w:rFonts w:ascii="Courier New" w:hAnsi="Courier New" w:cs="Courier New" w:hint="default"/>
+      </w:rPr>
+    </w:lvl>
+    <w:lvl w:ilvl="8" w:tplc="080A0005" w:tentative="1">
+      <w:start w:val="1"/>
+      <w:numFmt w:val="bullet"/>
+      <w:lvlText w:val=""/>
+      <w:lvlJc w:val="left"/>
+      <w:pPr>
+        <w:ind w:left="6480" w:hanging="360"/>
+      </w:pPr>
+      <w:rPr>
+        <w:rFonts w:ascii="Wingdings" w:hAnsi="Wingdings" w:hint="default"/>
+      </w:rPr>
+    </w:lvl>
+  </w:abstractNum>
+  <w:abstractNum w:abstractNumId="3" w15:restartNumberingAfterBreak="0">
     <w:nsid w:val="31AB2B65"/>
     <w:multiLevelType w:val="hybridMultilevel"/>
     <w:tmpl w:val="E5E2983A"/>
@@ -2327,7 +1528,120 @@
       </w:pPr>
     </w:lvl>
   </w:abstractNum>
-  <w:abstractNum w:abstractNumId="3" w15:restartNumberingAfterBreak="0">
+  <w:abstractNum w:abstractNumId="4" w15:restartNumberingAfterBreak="0">
+    <w:nsid w:val="45150643"/>
+    <w:multiLevelType w:val="hybridMultilevel"/>
+    <w:tmpl w:val="F04632A0"/>
+    <w:lvl w:ilvl="0" w:tplc="080A0001">
+      <w:start w:val="1"/>
+      <w:numFmt w:val="bullet"/>
+      <w:lvlText w:val=""/>
+      <w:lvlJc w:val="left"/>
+      <w:pPr>
+        <w:ind w:left="720" w:hanging="360"/>
+      </w:pPr>
+      <w:rPr>
+        <w:rFonts w:ascii="Symbol" w:hAnsi="Symbol" w:hint="default"/>
+      </w:rPr>
+    </w:lvl>
+    <w:lvl w:ilvl="1" w:tplc="080A0003">
+      <w:start w:val="1"/>
+      <w:numFmt w:val="bullet"/>
+      <w:lvlText w:val="o"/>
+      <w:lvlJc w:val="left"/>
+      <w:pPr>
+        <w:ind w:left="1440" w:hanging="360"/>
+      </w:pPr>
+      <w:rPr>
+        <w:rFonts w:ascii="Courier New" w:hAnsi="Courier New" w:cs="Courier New" w:hint="default"/>
+      </w:rPr>
+    </w:lvl>
+    <w:lvl w:ilvl="2" w:tplc="080A0005" w:tentative="1">
+      <w:start w:val="1"/>
+      <w:numFmt w:val="bullet"/>
+      <w:lvlText w:val=""/>
+      <w:lvlJc w:val="left"/>
+      <w:pPr>
+        <w:ind w:left="2160" w:hanging="360"/>
+      </w:pPr>
+      <w:rPr>
+        <w:rFonts w:ascii="Wingdings" w:hAnsi="Wingdings" w:hint="default"/>
+      </w:rPr>
+    </w:lvl>
+    <w:lvl w:ilvl="3" w:tplc="080A0001" w:tentative="1">
+      <w:start w:val="1"/>
+      <w:numFmt w:val="bullet"/>
+      <w:lvlText w:val=""/>
+      <w:lvlJc w:val="left"/>
+      <w:pPr>
+        <w:ind w:left="2880" w:hanging="360"/>
+      </w:pPr>
+      <w:rPr>
+        <w:rFonts w:ascii="Symbol" w:hAnsi="Symbol" w:hint="default"/>
+      </w:rPr>
+    </w:lvl>
+    <w:lvl w:ilvl="4" w:tplc="080A0003" w:tentative="1">
+      <w:start w:val="1"/>
+      <w:numFmt w:val="bullet"/>
+      <w:lvlText w:val="o"/>
+      <w:lvlJc w:val="left"/>
+      <w:pPr>
+        <w:ind w:left="3600" w:hanging="360"/>
+      </w:pPr>
+      <w:rPr>
+        <w:rFonts w:ascii="Courier New" w:hAnsi="Courier New" w:cs="Courier New" w:hint="default"/>
+      </w:rPr>
+    </w:lvl>
+    <w:lvl w:ilvl="5" w:tplc="080A0005" w:tentative="1">
+      <w:start w:val="1"/>
+      <w:numFmt w:val="bullet"/>
+      <w:lvlText w:val=""/>
+      <w:lvlJc w:val="left"/>
+      <w:pPr>
+        <w:ind w:left="4320" w:hanging="360"/>
+      </w:pPr>
+      <w:rPr>
+        <w:rFonts w:ascii="Wingdings" w:hAnsi="Wingdings" w:hint="default"/>
+      </w:rPr>
+    </w:lvl>
+    <w:lvl w:ilvl="6" w:tplc="080A0001" w:tentative="1">
+      <w:start w:val="1"/>
+      <w:numFmt w:val="bullet"/>
+      <w:lvlText w:val=""/>
+      <w:lvlJc w:val="left"/>
+      <w:pPr>
+        <w:ind w:left="5040" w:hanging="360"/>
+      </w:pPr>
+      <w:rPr>
+        <w:rFonts w:ascii="Symbol" w:hAnsi="Symbol" w:hint="default"/>
+      </w:rPr>
+    </w:lvl>
+    <w:lvl w:ilvl="7" w:tplc="080A0003" w:tentative="1">
+      <w:start w:val="1"/>
+      <w:numFmt w:val="bullet"/>
+      <w:lvlText w:val="o"/>
+      <w:lvlJc w:val="left"/>
+      <w:pPr>
+        <w:ind w:left="5760" w:hanging="360"/>
+      </w:pPr>
+      <w:rPr>
+        <w:rFonts w:ascii="Courier New" w:hAnsi="Courier New" w:cs="Courier New" w:hint="default"/>
+      </w:rPr>
+    </w:lvl>
+    <w:lvl w:ilvl="8" w:tplc="080A0005" w:tentative="1">
+      <w:start w:val="1"/>
+      <w:numFmt w:val="bullet"/>
+      <w:lvlText w:val=""/>
+      <w:lvlJc w:val="left"/>
+      <w:pPr>
+        <w:ind w:left="6480" w:hanging="360"/>
+      </w:pPr>
+      <w:rPr>
+        <w:rFonts w:ascii="Wingdings" w:hAnsi="Wingdings" w:hint="default"/>
+      </w:rPr>
+    </w:lvl>
+  </w:abstractNum>
+  <w:abstractNum w:abstractNumId="5" w15:restartNumberingAfterBreak="0">
     <w:nsid w:val="45B022B4"/>
     <w:multiLevelType w:val="hybridMultilevel"/>
     <w:tmpl w:val="D7706D7A"/>
@@ -2416,7 +1730,7 @@
       </w:pPr>
     </w:lvl>
   </w:abstractNum>
-  <w:abstractNum w:abstractNumId="4" w15:restartNumberingAfterBreak="0">
+  <w:abstractNum w:abstractNumId="6" w15:restartNumberingAfterBreak="0">
     <w:nsid w:val="480F3450"/>
     <w:multiLevelType w:val="multilevel"/>
     <w:tmpl w:val="48C07A14"/>
@@ -2533,7 +1847,7 @@
       </w:pPr>
     </w:lvl>
   </w:abstractNum>
-  <w:abstractNum w:abstractNumId="5" w15:restartNumberingAfterBreak="0">
+  <w:abstractNum w:abstractNumId="7" w15:restartNumberingAfterBreak="0">
     <w:nsid w:val="4B90106B"/>
     <w:multiLevelType w:val="hybridMultilevel"/>
     <w:tmpl w:val="B526E37A"/>
@@ -2622,7 +1936,120 @@
       </w:pPr>
     </w:lvl>
   </w:abstractNum>
-  <w:abstractNum w:abstractNumId="6" w15:restartNumberingAfterBreak="0">
+  <w:abstractNum w:abstractNumId="8" w15:restartNumberingAfterBreak="0">
+    <w:nsid w:val="4D340D08"/>
+    <w:multiLevelType w:val="hybridMultilevel"/>
+    <w:tmpl w:val="1748657C"/>
+    <w:lvl w:ilvl="0" w:tplc="080A0001">
+      <w:start w:val="1"/>
+      <w:numFmt w:val="bullet"/>
+      <w:lvlText w:val=""/>
+      <w:lvlJc w:val="left"/>
+      <w:pPr>
+        <w:ind w:left="720" w:hanging="360"/>
+      </w:pPr>
+      <w:rPr>
+        <w:rFonts w:ascii="Symbol" w:hAnsi="Symbol" w:hint="default"/>
+      </w:rPr>
+    </w:lvl>
+    <w:lvl w:ilvl="1" w:tplc="080A0003">
+      <w:start w:val="1"/>
+      <w:numFmt w:val="bullet"/>
+      <w:lvlText w:val="o"/>
+      <w:lvlJc w:val="left"/>
+      <w:pPr>
+        <w:ind w:left="1440" w:hanging="360"/>
+      </w:pPr>
+      <w:rPr>
+        <w:rFonts w:ascii="Courier New" w:hAnsi="Courier New" w:cs="Courier New" w:hint="default"/>
+      </w:rPr>
+    </w:lvl>
+    <w:lvl w:ilvl="2" w:tplc="080A0005" w:tentative="1">
+      <w:start w:val="1"/>
+      <w:numFmt w:val="bullet"/>
+      <w:lvlText w:val=""/>
+      <w:lvlJc w:val="left"/>
+      <w:pPr>
+        <w:ind w:left="2160" w:hanging="360"/>
+      </w:pPr>
+      <w:rPr>
+        <w:rFonts w:ascii="Wingdings" w:hAnsi="Wingdings" w:hint="default"/>
+      </w:rPr>
+    </w:lvl>
+    <w:lvl w:ilvl="3" w:tplc="080A0001" w:tentative="1">
+      <w:start w:val="1"/>
+      <w:numFmt w:val="bullet"/>
+      <w:lvlText w:val=""/>
+      <w:lvlJc w:val="left"/>
+      <w:pPr>
+        <w:ind w:left="2880" w:hanging="360"/>
+      </w:pPr>
+      <w:rPr>
+        <w:rFonts w:ascii="Symbol" w:hAnsi="Symbol" w:hint="default"/>
+      </w:rPr>
+    </w:lvl>
+    <w:lvl w:ilvl="4" w:tplc="080A0003" w:tentative="1">
+      <w:start w:val="1"/>
+      <w:numFmt w:val="bullet"/>
+      <w:lvlText w:val="o"/>
+      <w:lvlJc w:val="left"/>
+      <w:pPr>
+        <w:ind w:left="3600" w:hanging="360"/>
+      </w:pPr>
+      <w:rPr>
+        <w:rFonts w:ascii="Courier New" w:hAnsi="Courier New" w:cs="Courier New" w:hint="default"/>
+      </w:rPr>
+    </w:lvl>
+    <w:lvl w:ilvl="5" w:tplc="080A0005" w:tentative="1">
+      <w:start w:val="1"/>
+      <w:numFmt w:val="bullet"/>
+      <w:lvlText w:val=""/>
+      <w:lvlJc w:val="left"/>
+      <w:pPr>
+        <w:ind w:left="4320" w:hanging="360"/>
+      </w:pPr>
+      <w:rPr>
+        <w:rFonts w:ascii="Wingdings" w:hAnsi="Wingdings" w:hint="default"/>
+      </w:rPr>
+    </w:lvl>
+    <w:lvl w:ilvl="6" w:tplc="080A0001" w:tentative="1">
+      <w:start w:val="1"/>
+      <w:numFmt w:val="bullet"/>
+      <w:lvlText w:val=""/>
+      <w:lvlJc w:val="left"/>
+      <w:pPr>
+        <w:ind w:left="5040" w:hanging="360"/>
+      </w:pPr>
+      <w:rPr>
+        <w:rFonts w:ascii="Symbol" w:hAnsi="Symbol" w:hint="default"/>
+      </w:rPr>
+    </w:lvl>
+    <w:lvl w:ilvl="7" w:tplc="080A0003" w:tentative="1">
+      <w:start w:val="1"/>
+      <w:numFmt w:val="bullet"/>
+      <w:lvlText w:val="o"/>
+      <w:lvlJc w:val="left"/>
+      <w:pPr>
+        <w:ind w:left="5760" w:hanging="360"/>
+      </w:pPr>
+      <w:rPr>
+        <w:rFonts w:ascii="Courier New" w:hAnsi="Courier New" w:cs="Courier New" w:hint="default"/>
+      </w:rPr>
+    </w:lvl>
+    <w:lvl w:ilvl="8" w:tplc="080A0005" w:tentative="1">
+      <w:start w:val="1"/>
+      <w:numFmt w:val="bullet"/>
+      <w:lvlText w:val=""/>
+      <w:lvlJc w:val="left"/>
+      <w:pPr>
+        <w:ind w:left="6480" w:hanging="360"/>
+      </w:pPr>
+      <w:rPr>
+        <w:rFonts w:ascii="Wingdings" w:hAnsi="Wingdings" w:hint="default"/>
+      </w:rPr>
+    </w:lvl>
+  </w:abstractNum>
+  <w:abstractNum w:abstractNumId="9" w15:restartNumberingAfterBreak="0">
     <w:nsid w:val="5AD14046"/>
     <w:multiLevelType w:val="multilevel"/>
     <w:tmpl w:val="FC7A92F8"/>
@@ -2739,7 +2166,233 @@
       </w:pPr>
     </w:lvl>
   </w:abstractNum>
-  <w:abstractNum w:abstractNumId="7" w15:restartNumberingAfterBreak="0">
+  <w:abstractNum w:abstractNumId="10" w15:restartNumberingAfterBreak="0">
+    <w:nsid w:val="5DA7173A"/>
+    <w:multiLevelType w:val="hybridMultilevel"/>
+    <w:tmpl w:val="A8B82DEA"/>
+    <w:lvl w:ilvl="0" w:tplc="080A0001">
+      <w:start w:val="1"/>
+      <w:numFmt w:val="bullet"/>
+      <w:lvlText w:val=""/>
+      <w:lvlJc w:val="left"/>
+      <w:pPr>
+        <w:ind w:left="720" w:hanging="360"/>
+      </w:pPr>
+      <w:rPr>
+        <w:rFonts w:ascii="Symbol" w:hAnsi="Symbol" w:hint="default"/>
+      </w:rPr>
+    </w:lvl>
+    <w:lvl w:ilvl="1" w:tplc="080A0003">
+      <w:start w:val="1"/>
+      <w:numFmt w:val="bullet"/>
+      <w:lvlText w:val="o"/>
+      <w:lvlJc w:val="left"/>
+      <w:pPr>
+        <w:ind w:left="1440" w:hanging="360"/>
+      </w:pPr>
+      <w:rPr>
+        <w:rFonts w:ascii="Courier New" w:hAnsi="Courier New" w:cs="Courier New" w:hint="default"/>
+      </w:rPr>
+    </w:lvl>
+    <w:lvl w:ilvl="2" w:tplc="080A0005" w:tentative="1">
+      <w:start w:val="1"/>
+      <w:numFmt w:val="bullet"/>
+      <w:lvlText w:val=""/>
+      <w:lvlJc w:val="left"/>
+      <w:pPr>
+        <w:ind w:left="2160" w:hanging="360"/>
+      </w:pPr>
+      <w:rPr>
+        <w:rFonts w:ascii="Wingdings" w:hAnsi="Wingdings" w:hint="default"/>
+      </w:rPr>
+    </w:lvl>
+    <w:lvl w:ilvl="3" w:tplc="080A0001" w:tentative="1">
+      <w:start w:val="1"/>
+      <w:numFmt w:val="bullet"/>
+      <w:lvlText w:val=""/>
+      <w:lvlJc w:val="left"/>
+      <w:pPr>
+        <w:ind w:left="2880" w:hanging="360"/>
+      </w:pPr>
+      <w:rPr>
+        <w:rFonts w:ascii="Symbol" w:hAnsi="Symbol" w:hint="default"/>
+      </w:rPr>
+    </w:lvl>
+    <w:lvl w:ilvl="4" w:tplc="080A0003" w:tentative="1">
+      <w:start w:val="1"/>
+      <w:numFmt w:val="bullet"/>
+      <w:lvlText w:val="o"/>
+      <w:lvlJc w:val="left"/>
+      <w:pPr>
+        <w:ind w:left="3600" w:hanging="360"/>
+      </w:pPr>
+      <w:rPr>
+        <w:rFonts w:ascii="Courier New" w:hAnsi="Courier New" w:cs="Courier New" w:hint="default"/>
+      </w:rPr>
+    </w:lvl>
+    <w:lvl w:ilvl="5" w:tplc="080A0005" w:tentative="1">
+      <w:start w:val="1"/>
+      <w:numFmt w:val="bullet"/>
+      <w:lvlText w:val=""/>
+      <w:lvlJc w:val="left"/>
+      <w:pPr>
+        <w:ind w:left="4320" w:hanging="360"/>
+      </w:pPr>
+      <w:rPr>
+        <w:rFonts w:ascii="Wingdings" w:hAnsi="Wingdings" w:hint="default"/>
+      </w:rPr>
+    </w:lvl>
+    <w:lvl w:ilvl="6" w:tplc="080A0001" w:tentative="1">
+      <w:start w:val="1"/>
+      <w:numFmt w:val="bullet"/>
+      <w:lvlText w:val=""/>
+      <w:lvlJc w:val="left"/>
+      <w:pPr>
+        <w:ind w:left="5040" w:hanging="360"/>
+      </w:pPr>
+      <w:rPr>
+        <w:rFonts w:ascii="Symbol" w:hAnsi="Symbol" w:hint="default"/>
+      </w:rPr>
+    </w:lvl>
+    <w:lvl w:ilvl="7" w:tplc="080A0003" w:tentative="1">
+      <w:start w:val="1"/>
+      <w:numFmt w:val="bullet"/>
+      <w:lvlText w:val="o"/>
+      <w:lvlJc w:val="left"/>
+      <w:pPr>
+        <w:ind w:left="5760" w:hanging="360"/>
+      </w:pPr>
+      <w:rPr>
+        <w:rFonts w:ascii="Courier New" w:hAnsi="Courier New" w:cs="Courier New" w:hint="default"/>
+      </w:rPr>
+    </w:lvl>
+    <w:lvl w:ilvl="8" w:tplc="080A0005" w:tentative="1">
+      <w:start w:val="1"/>
+      <w:numFmt w:val="bullet"/>
+      <w:lvlText w:val=""/>
+      <w:lvlJc w:val="left"/>
+      <w:pPr>
+        <w:ind w:left="6480" w:hanging="360"/>
+      </w:pPr>
+      <w:rPr>
+        <w:rFonts w:ascii="Wingdings" w:hAnsi="Wingdings" w:hint="default"/>
+      </w:rPr>
+    </w:lvl>
+  </w:abstractNum>
+  <w:abstractNum w:abstractNumId="11" w15:restartNumberingAfterBreak="0">
+    <w:nsid w:val="63FA3403"/>
+    <w:multiLevelType w:val="hybridMultilevel"/>
+    <w:tmpl w:val="4200557C"/>
+    <w:lvl w:ilvl="0" w:tplc="080A0001">
+      <w:start w:val="1"/>
+      <w:numFmt w:val="bullet"/>
+      <w:lvlText w:val=""/>
+      <w:lvlJc w:val="left"/>
+      <w:pPr>
+        <w:ind w:left="720" w:hanging="360"/>
+      </w:pPr>
+      <w:rPr>
+        <w:rFonts w:ascii="Symbol" w:hAnsi="Symbol" w:hint="default"/>
+      </w:rPr>
+    </w:lvl>
+    <w:lvl w:ilvl="1" w:tplc="080A0003">
+      <w:start w:val="1"/>
+      <w:numFmt w:val="bullet"/>
+      <w:lvlText w:val="o"/>
+      <w:lvlJc w:val="left"/>
+      <w:pPr>
+        <w:ind w:left="1440" w:hanging="360"/>
+      </w:pPr>
+      <w:rPr>
+        <w:rFonts w:ascii="Courier New" w:hAnsi="Courier New" w:cs="Courier New" w:hint="default"/>
+      </w:rPr>
+    </w:lvl>
+    <w:lvl w:ilvl="2" w:tplc="080A0005" w:tentative="1">
+      <w:start w:val="1"/>
+      <w:numFmt w:val="bullet"/>
+      <w:lvlText w:val=""/>
+      <w:lvlJc w:val="left"/>
+      <w:pPr>
+        <w:ind w:left="2160" w:hanging="360"/>
+      </w:pPr>
+      <w:rPr>
+        <w:rFonts w:ascii="Wingdings" w:hAnsi="Wingdings" w:hint="default"/>
+      </w:rPr>
+    </w:lvl>
+    <w:lvl w:ilvl="3" w:tplc="080A0001" w:tentative="1">
+      <w:start w:val="1"/>
+      <w:numFmt w:val="bullet"/>
+      <w:lvlText w:val=""/>
+      <w:lvlJc w:val="left"/>
+      <w:pPr>
+        <w:ind w:left="2880" w:hanging="360"/>
+      </w:pPr>
+      <w:rPr>
+        <w:rFonts w:ascii="Symbol" w:hAnsi="Symbol" w:hint="default"/>
+      </w:rPr>
+    </w:lvl>
+    <w:lvl w:ilvl="4" w:tplc="080A0003" w:tentative="1">
+      <w:start w:val="1"/>
+      <w:numFmt w:val="bullet"/>
+      <w:lvlText w:val="o"/>
+      <w:lvlJc w:val="left"/>
+      <w:pPr>
+        <w:ind w:left="3600" w:hanging="360"/>
+      </w:pPr>
+      <w:rPr>
+        <w:rFonts w:ascii="Courier New" w:hAnsi="Courier New" w:cs="Courier New" w:hint="default"/>
+      </w:rPr>
+    </w:lvl>
+    <w:lvl w:ilvl="5" w:tplc="080A0005" w:tentative="1">
+      <w:start w:val="1"/>
+      <w:numFmt w:val="bullet"/>
+      <w:lvlText w:val=""/>
+      <w:lvlJc w:val="left"/>
+      <w:pPr>
+        <w:ind w:left="4320" w:hanging="360"/>
+      </w:pPr>
+      <w:rPr>
+        <w:rFonts w:ascii="Wingdings" w:hAnsi="Wingdings" w:hint="default"/>
+      </w:rPr>
+    </w:lvl>
+    <w:lvl w:ilvl="6" w:tplc="080A0001" w:tentative="1">
+      <w:start w:val="1"/>
+      <w:numFmt w:val="bullet"/>
+      <w:lvlText w:val=""/>
+      <w:lvlJc w:val="left"/>
+      <w:pPr>
+        <w:ind w:left="5040" w:hanging="360"/>
+      </w:pPr>
+      <w:rPr>
+        <w:rFonts w:ascii="Symbol" w:hAnsi="Symbol" w:hint="default"/>
+      </w:rPr>
+    </w:lvl>
+    <w:lvl w:ilvl="7" w:tplc="080A0003" w:tentative="1">
+      <w:start w:val="1"/>
+      <w:numFmt w:val="bullet"/>
+      <w:lvlText w:val="o"/>
+      <w:lvlJc w:val="left"/>
+      <w:pPr>
+        <w:ind w:left="5760" w:hanging="360"/>
+      </w:pPr>
+      <w:rPr>
+        <w:rFonts w:ascii="Courier New" w:hAnsi="Courier New" w:cs="Courier New" w:hint="default"/>
+      </w:rPr>
+    </w:lvl>
+    <w:lvl w:ilvl="8" w:tplc="080A0005" w:tentative="1">
+      <w:start w:val="1"/>
+      <w:numFmt w:val="bullet"/>
+      <w:lvlText w:val=""/>
+      <w:lvlJc w:val="left"/>
+      <w:pPr>
+        <w:ind w:left="6480" w:hanging="360"/>
+      </w:pPr>
+      <w:rPr>
+        <w:rFonts w:ascii="Wingdings" w:hAnsi="Wingdings" w:hint="default"/>
+      </w:rPr>
+    </w:lvl>
+  </w:abstractNum>
+  <w:abstractNum w:abstractNumId="12" w15:restartNumberingAfterBreak="0">
     <w:nsid w:val="6F1248AE"/>
     <w:multiLevelType w:val="multilevel"/>
     <w:tmpl w:val="203E768C"/>
@@ -2856,7 +2509,7 @@
       </w:pPr>
     </w:lvl>
   </w:abstractNum>
-  <w:abstractNum w:abstractNumId="8" w15:restartNumberingAfterBreak="0">
+  <w:abstractNum w:abstractNumId="13" w15:restartNumberingAfterBreak="0">
     <w:nsid w:val="71603B18"/>
     <w:multiLevelType w:val="multilevel"/>
     <w:tmpl w:val="6EA637C8"/>
@@ -2973,17 +2626,130 @@
       </w:pPr>
     </w:lvl>
   </w:abstractNum>
+  <w:abstractNum w:abstractNumId="14" w15:restartNumberingAfterBreak="0">
+    <w:nsid w:val="7A960FF7"/>
+    <w:multiLevelType w:val="hybridMultilevel"/>
+    <w:tmpl w:val="32B8434A"/>
+    <w:lvl w:ilvl="0" w:tplc="080A0001">
+      <w:start w:val="1"/>
+      <w:numFmt w:val="bullet"/>
+      <w:lvlText w:val=""/>
+      <w:lvlJc w:val="left"/>
+      <w:pPr>
+        <w:ind w:left="720" w:hanging="360"/>
+      </w:pPr>
+      <w:rPr>
+        <w:rFonts w:ascii="Symbol" w:hAnsi="Symbol" w:hint="default"/>
+      </w:rPr>
+    </w:lvl>
+    <w:lvl w:ilvl="1" w:tplc="080A0003">
+      <w:start w:val="1"/>
+      <w:numFmt w:val="bullet"/>
+      <w:lvlText w:val="o"/>
+      <w:lvlJc w:val="left"/>
+      <w:pPr>
+        <w:ind w:left="1440" w:hanging="360"/>
+      </w:pPr>
+      <w:rPr>
+        <w:rFonts w:ascii="Courier New" w:hAnsi="Courier New" w:cs="Courier New" w:hint="default"/>
+      </w:rPr>
+    </w:lvl>
+    <w:lvl w:ilvl="2" w:tplc="080A0005" w:tentative="1">
+      <w:start w:val="1"/>
+      <w:numFmt w:val="bullet"/>
+      <w:lvlText w:val=""/>
+      <w:lvlJc w:val="left"/>
+      <w:pPr>
+        <w:ind w:left="2160" w:hanging="360"/>
+      </w:pPr>
+      <w:rPr>
+        <w:rFonts w:ascii="Wingdings" w:hAnsi="Wingdings" w:hint="default"/>
+      </w:rPr>
+    </w:lvl>
+    <w:lvl w:ilvl="3" w:tplc="080A0001" w:tentative="1">
+      <w:start w:val="1"/>
+      <w:numFmt w:val="bullet"/>
+      <w:lvlText w:val=""/>
+      <w:lvlJc w:val="left"/>
+      <w:pPr>
+        <w:ind w:left="2880" w:hanging="360"/>
+      </w:pPr>
+      <w:rPr>
+        <w:rFonts w:ascii="Symbol" w:hAnsi="Symbol" w:hint="default"/>
+      </w:rPr>
+    </w:lvl>
+    <w:lvl w:ilvl="4" w:tplc="080A0003" w:tentative="1">
+      <w:start w:val="1"/>
+      <w:numFmt w:val="bullet"/>
+      <w:lvlText w:val="o"/>
+      <w:lvlJc w:val="left"/>
+      <w:pPr>
+        <w:ind w:left="3600" w:hanging="360"/>
+      </w:pPr>
+      <w:rPr>
+        <w:rFonts w:ascii="Courier New" w:hAnsi="Courier New" w:cs="Courier New" w:hint="default"/>
+      </w:rPr>
+    </w:lvl>
+    <w:lvl w:ilvl="5" w:tplc="080A0005" w:tentative="1">
+      <w:start w:val="1"/>
+      <w:numFmt w:val="bullet"/>
+      <w:lvlText w:val=""/>
+      <w:lvlJc w:val="left"/>
+      <w:pPr>
+        <w:ind w:left="4320" w:hanging="360"/>
+      </w:pPr>
+      <w:rPr>
+        <w:rFonts w:ascii="Wingdings" w:hAnsi="Wingdings" w:hint="default"/>
+      </w:rPr>
+    </w:lvl>
+    <w:lvl w:ilvl="6" w:tplc="080A0001" w:tentative="1">
+      <w:start w:val="1"/>
+      <w:numFmt w:val="bullet"/>
+      <w:lvlText w:val=""/>
+      <w:lvlJc w:val="left"/>
+      <w:pPr>
+        <w:ind w:left="5040" w:hanging="360"/>
+      </w:pPr>
+      <w:rPr>
+        <w:rFonts w:ascii="Symbol" w:hAnsi="Symbol" w:hint="default"/>
+      </w:rPr>
+    </w:lvl>
+    <w:lvl w:ilvl="7" w:tplc="080A0003" w:tentative="1">
+      <w:start w:val="1"/>
+      <w:numFmt w:val="bullet"/>
+      <w:lvlText w:val="o"/>
+      <w:lvlJc w:val="left"/>
+      <w:pPr>
+        <w:ind w:left="5760" w:hanging="360"/>
+      </w:pPr>
+      <w:rPr>
+        <w:rFonts w:ascii="Courier New" w:hAnsi="Courier New" w:cs="Courier New" w:hint="default"/>
+      </w:rPr>
+    </w:lvl>
+    <w:lvl w:ilvl="8" w:tplc="080A0005" w:tentative="1">
+      <w:start w:val="1"/>
+      <w:numFmt w:val="bullet"/>
+      <w:lvlText w:val=""/>
+      <w:lvlJc w:val="left"/>
+      <w:pPr>
+        <w:ind w:left="6480" w:hanging="360"/>
+      </w:pPr>
+      <w:rPr>
+        <w:rFonts w:ascii="Wingdings" w:hAnsi="Wingdings" w:hint="default"/>
+      </w:rPr>
+    </w:lvl>
+  </w:abstractNum>
   <w:num w:numId="1">
-    <w:abstractNumId w:val="4"/>
+    <w:abstractNumId w:val="6"/>
   </w:num>
   <w:num w:numId="2">
-    <w:abstractNumId w:val="7"/>
+    <w:abstractNumId w:val="12"/>
   </w:num>
   <w:num w:numId="3">
-    <w:abstractNumId w:val="6"/>
+    <w:abstractNumId w:val="9"/>
   </w:num>
   <w:num w:numId="4">
-    <w:abstractNumId w:val="7"/>
+    <w:abstractNumId w:val="12"/>
     <w:lvlOverride w:ilvl="0">
       <w:startOverride w:val="1"/>
     </w:lvlOverride>
@@ -3011,7 +2777,7 @@
     </w:lvlOverride>
   </w:num>
   <w:num w:numId="5">
-    <w:abstractNumId w:val="6"/>
+    <w:abstractNumId w:val="9"/>
     <w:lvlOverride w:ilvl="0">
       <w:startOverride w:val="1"/>
     </w:lvlOverride>
@@ -3045,16 +2811,34 @@
     <w:abstractNumId w:val="1"/>
   </w:num>
   <w:num w:numId="8">
+    <w:abstractNumId w:val="13"/>
+  </w:num>
+  <w:num w:numId="9">
+    <w:abstractNumId w:val="7"/>
+  </w:num>
+  <w:num w:numId="10">
+    <w:abstractNumId w:val="3"/>
+  </w:num>
+  <w:num w:numId="11">
+    <w:abstractNumId w:val="5"/>
+  </w:num>
+  <w:num w:numId="12">
+    <w:abstractNumId w:val="4"/>
+  </w:num>
+  <w:num w:numId="13">
+    <w:abstractNumId w:val="14"/>
+  </w:num>
+  <w:num w:numId="14">
+    <w:abstractNumId w:val="11"/>
+  </w:num>
+  <w:num w:numId="15">
     <w:abstractNumId w:val="8"/>
   </w:num>
-  <w:num w:numId="9">
-    <w:abstractNumId w:val="5"/>
+  <w:num w:numId="16">
+    <w:abstractNumId w:val="10"/>
   </w:num>
-  <w:num w:numId="10">
+  <w:num w:numId="17">
     <w:abstractNumId w:val="2"/>
-  </w:num>
-  <w:num w:numId="11">
-    <w:abstractNumId w:val="3"/>
   </w:num>
 </w:numbering>
 </file>
@@ -3458,6 +3242,7 @@
   <w:style w:type="character" w:default="1" w:styleId="Fuentedeprrafopredeter">
     <w:name w:val="Default Paragraph Font"/>
     <w:uiPriority w:val="1"/>
+    <w:semiHidden/>
     <w:unhideWhenUsed/>
   </w:style>
   <w:style w:type="table" w:default="1" w:styleId="Tablanormal">
